--- a/Task1B_Design_722957_Adewuyi_A.docx
+++ b/Task1B_Design_722957_Adewuyi_A.docx
@@ -673,7 +673,15 @@
     </w:p>
     <w:p>
       <w:r>
-        <w:t>The user will be prompted to enter their username and password and password again to confirm it, the system then checks if the two passwords match and if the email is unique to any other account from the database, then they can proceed to add the user to the database if everything is good but if there are any issues the system prompts the user with an error message explaining what they have done wrong and asks them to try gaain.</w:t>
+        <w:t xml:space="preserve">The user will be prompted to enter their username and password and password again to confirm it, the system then checks if the two passwords match and if the email is unique to any other account from the database, then they can proceed to add the user to the database if everything is good but if there are any issues the system prompts the user with an error message explaining what they have done wrong and asks them to try </w:t>
+      </w:r>
+      <w:proofErr w:type="spellStart"/>
+      <w:r>
+        <w:t>gaain</w:t>
+      </w:r>
+      <w:proofErr w:type="spellEnd"/>
+      <w:r>
+        <w:t>.</w:t>
       </w:r>
     </w:p>
     <w:p>
@@ -738,7 +746,15 @@
         <w:t xml:space="preserve"> </w:t>
       </w:r>
       <w:r>
-        <w:t>The page loads up showing all rooms available to book and also a filter button, tif the user chooses to filter the rooms they are ask</w:t>
+        <w:t xml:space="preserve">The page loads up showing all rooms available to book and also a filter button, </w:t>
+      </w:r>
+      <w:proofErr w:type="spellStart"/>
+      <w:r>
+        <w:t>tif</w:t>
+      </w:r>
+      <w:proofErr w:type="spellEnd"/>
+      <w:r>
+        <w:t xml:space="preserve"> the user chooses to filter the rooms they are ask</w:t>
       </w:r>
       <w:r>
         <w:t>e</w:t>
@@ -747,7 +763,23 @@
         <w:t>d to filter by price or by availability</w:t>
       </w:r>
       <w:r>
-        <w:t xml:space="preserve"> at a certain date and time, the user must choose one of the two and the system displays the necessary rooms in which they have filtered to. When the user finds the room that they want they can click the book room button, enter the details of their booking and click confirm, there they will be asked to pay and if their payment is successful, they will receive a booking confirmation message and the booking will be added to the database. The system is quipped with fail safes meaning if the user enters the wrong things at any time the user is given an error message explaining what went wrong and are prompted to try again.</w:t>
+        <w:t xml:space="preserve"> at a certain date and time, the user must choose one of the two and the system displays the necessary rooms in which they have filtered to. When the user finds the room that they want they can click the book room button, enter the details of their booking and click confirm, there they will be asked to pay and if their payment is successful, they will receive a booking confirmation </w:t>
+      </w:r>
+      <w:proofErr w:type="gramStart"/>
+      <w:r>
+        <w:t>message</w:t>
+      </w:r>
+      <w:proofErr w:type="gramEnd"/>
+      <w:r>
+        <w:t xml:space="preserve"> and the booking will be added to the database. The system is </w:t>
+      </w:r>
+      <w:proofErr w:type="spellStart"/>
+      <w:r>
+        <w:t>quipped</w:t>
+      </w:r>
+      <w:proofErr w:type="spellEnd"/>
+      <w:r>
+        <w:t xml:space="preserve"> with fail safes meaning if the user enters the wrong things at any time the user is given an error message explaining what went wrong and are prompted to try again.</w:t>
       </w:r>
     </w:p>
     <w:p/>
@@ -815,7 +847,15 @@
       </w:r>
       <w:r>
         <w:lastRenderedPageBreak/>
-        <w:t>member then finds a booking they want to see and selects it. The eb page displays the details of the booking that they have selected and they are presented with two buttons, a confirm or deny button, clicking either will update the booking information on the database, notify the user that their booking has either been accepted or denied and then the system asks the staff member if they would like the move on to another booking, clicking yes will take them back to the page with the full list of all bookings made.</w:t>
+        <w:t xml:space="preserve">member then finds a booking they want to see and selects it. The </w:t>
+      </w:r>
+      <w:proofErr w:type="spellStart"/>
+      <w:r>
+        <w:t>eb</w:t>
+      </w:r>
+      <w:proofErr w:type="spellEnd"/>
+      <w:r>
+        <w:t xml:space="preserve"> page displays the details of the booking that they have selected and they are presented with two buttons, a confirm or deny button, clicking either will update the booking information on the database, notify the user that their booking has either been accepted or denied and then the system asks the staff member if they would like the move on to another booking, clicking yes will take them back to the page with the full list of all bookings made.</w:t>
       </w:r>
     </w:p>
     <w:p>
@@ -936,9 +976,11 @@
       <w:pPr>
         <w:pStyle w:val="Heading2"/>
       </w:pPr>
+      <w:proofErr w:type="spellStart"/>
       <w:r>
         <w:t>AspNetUsers</w:t>
       </w:r>
+      <w:proofErr w:type="spellEnd"/>
     </w:p>
     <w:tbl>
       <w:tblPr>
@@ -1160,9 +1202,11 @@
             <w:tcW w:w="2466" w:type="dxa"/>
           </w:tcPr>
           <w:p>
+            <w:proofErr w:type="spellStart"/>
             <w:r>
               <w:t>UserName</w:t>
             </w:r>
+            <w:proofErr w:type="spellEnd"/>
           </w:p>
         </w:tc>
         <w:tc>
@@ -1214,9 +1258,11 @@
             <w:tcW w:w="2466" w:type="dxa"/>
           </w:tcPr>
           <w:p>
+            <w:proofErr w:type="spellStart"/>
             <w:r>
               <w:t>NormalizedUserName</w:t>
             </w:r>
+            <w:proofErr w:type="spellEnd"/>
           </w:p>
         </w:tc>
         <w:tc>
@@ -1268,9 +1314,11 @@
             <w:tcW w:w="2466" w:type="dxa"/>
           </w:tcPr>
           <w:p>
+            <w:proofErr w:type="spellStart"/>
             <w:r>
               <w:t>NormalizedEmail</w:t>
             </w:r>
+            <w:proofErr w:type="spellEnd"/>
           </w:p>
         </w:tc>
         <w:tc>
@@ -1305,7 +1353,15 @@
           </w:tcPr>
           <w:p>
             <w:r>
-              <w:t>Must include a valid email structure, must have a”@” symbol, must have a domain name</w:t>
+              <w:t xml:space="preserve">Must include a valid email structure, must have </w:t>
+            </w:r>
+            <w:proofErr w:type="gramStart"/>
+            <w:r>
+              <w:t>a”@</w:t>
+            </w:r>
+            <w:proofErr w:type="gramEnd"/>
+            <w:r>
+              <w:t>” symbol, must have a domain name</w:t>
             </w:r>
           </w:p>
         </w:tc>
@@ -1326,9 +1382,11 @@
             <w:tcW w:w="2466" w:type="dxa"/>
           </w:tcPr>
           <w:p>
+            <w:proofErr w:type="spellStart"/>
             <w:r>
               <w:t>EmailConfirmed</w:t>
             </w:r>
+            <w:proofErr w:type="spellEnd"/>
           </w:p>
         </w:tc>
         <w:tc>
@@ -1380,9 +1438,11 @@
             <w:tcW w:w="2466" w:type="dxa"/>
           </w:tcPr>
           <w:p>
+            <w:proofErr w:type="spellStart"/>
             <w:r>
               <w:t>PasswordHash</w:t>
             </w:r>
+            <w:proofErr w:type="spellEnd"/>
           </w:p>
         </w:tc>
         <w:tc>
@@ -1438,9 +1498,11 @@
             <w:tcW w:w="2466" w:type="dxa"/>
           </w:tcPr>
           <w:p>
+            <w:proofErr w:type="spellStart"/>
             <w:r>
               <w:t>SecurityStamp</w:t>
             </w:r>
+            <w:proofErr w:type="spellEnd"/>
           </w:p>
         </w:tc>
         <w:tc>
@@ -1492,9 +1554,11 @@
             <w:tcW w:w="2466" w:type="dxa"/>
           </w:tcPr>
           <w:p>
+            <w:proofErr w:type="spellStart"/>
             <w:r>
               <w:t>ConcurrencyStamp</w:t>
             </w:r>
+            <w:proofErr w:type="spellEnd"/>
           </w:p>
         </w:tc>
         <w:tc>
@@ -1542,9 +1606,11 @@
             <w:tcW w:w="2466" w:type="dxa"/>
           </w:tcPr>
           <w:p>
+            <w:proofErr w:type="spellStart"/>
             <w:r>
               <w:t>PhoneNumber</w:t>
             </w:r>
+            <w:proofErr w:type="spellEnd"/>
           </w:p>
         </w:tc>
         <w:tc>
@@ -1592,14 +1658,18 @@
             <w:tcW w:w="2466" w:type="dxa"/>
           </w:tcPr>
           <w:p>
+            <w:proofErr w:type="spellStart"/>
             <w:r>
               <w:t>PhoneNumberConfirmed</w:t>
             </w:r>
-          </w:p>
-          <w:p>
+            <w:proofErr w:type="spellEnd"/>
+          </w:p>
+          <w:p>
+            <w:proofErr w:type="spellStart"/>
             <w:r>
               <w:t>twoFactorEnabled</w:t>
             </w:r>
+            <w:proofErr w:type="spellEnd"/>
           </w:p>
         </w:tc>
         <w:tc>
@@ -1647,9 +1717,11 @@
             <w:tcW w:w="2466" w:type="dxa"/>
           </w:tcPr>
           <w:p>
+            <w:proofErr w:type="spellStart"/>
             <w:r>
               <w:t>LockoutEnd</w:t>
             </w:r>
+            <w:proofErr w:type="spellEnd"/>
           </w:p>
         </w:tc>
         <w:tc>
@@ -1697,9 +1769,11 @@
             <w:tcW w:w="2466" w:type="dxa"/>
           </w:tcPr>
           <w:p>
+            <w:proofErr w:type="spellStart"/>
             <w:r>
               <w:t>LockoutEnabled</w:t>
             </w:r>
+            <w:proofErr w:type="spellEnd"/>
           </w:p>
         </w:tc>
         <w:tc>
@@ -1707,9 +1781,11 @@
             <w:tcW w:w="1241" w:type="dxa"/>
           </w:tcPr>
           <w:p>
+            <w:proofErr w:type="spellStart"/>
             <w:r>
               <w:t>DateTime</w:t>
             </w:r>
+            <w:proofErr w:type="spellEnd"/>
           </w:p>
         </w:tc>
         <w:tc>
@@ -1747,10 +1823,12 @@
             <w:tcW w:w="2466" w:type="dxa"/>
           </w:tcPr>
           <w:p>
+            <w:proofErr w:type="spellStart"/>
             <w:r>
               <w:lastRenderedPageBreak/>
               <w:t>AccessFailedCount</w:t>
             </w:r>
+            <w:proofErr w:type="spellEnd"/>
           </w:p>
         </w:tc>
         <w:tc>
@@ -1797,9 +1875,11 @@
       <w:pPr>
         <w:pStyle w:val="Heading2"/>
       </w:pPr>
+      <w:proofErr w:type="spellStart"/>
       <w:r>
         <w:t>AspUserRoles</w:t>
       </w:r>
+      <w:proofErr w:type="spellEnd"/>
     </w:p>
     <w:tbl>
       <w:tblPr>
@@ -1973,9 +2053,11 @@
             <w:tcW w:w="1502" w:type="dxa"/>
           </w:tcPr>
           <w:p>
+            <w:proofErr w:type="spellStart"/>
             <w:r>
               <w:t>UserId</w:t>
             </w:r>
+            <w:proofErr w:type="spellEnd"/>
           </w:p>
         </w:tc>
         <w:tc>
@@ -2036,9 +2118,11 @@
             <w:tcW w:w="1502" w:type="dxa"/>
           </w:tcPr>
           <w:p>
+            <w:proofErr w:type="spellStart"/>
             <w:r>
               <w:t>RolesId</w:t>
             </w:r>
+            <w:proofErr w:type="spellEnd"/>
           </w:p>
         </w:tc>
         <w:tc>
@@ -2212,9 +2296,11 @@
             <w:tcW w:w="1846" w:type="dxa"/>
           </w:tcPr>
           <w:p>
+            <w:proofErr w:type="spellStart"/>
             <w:r>
               <w:t>BookingId</w:t>
             </w:r>
+            <w:proofErr w:type="spellEnd"/>
           </w:p>
         </w:tc>
         <w:tc>
@@ -2242,9 +2328,11 @@
             <w:tcW w:w="1436" w:type="dxa"/>
           </w:tcPr>
           <w:p>
+            <w:proofErr w:type="spellStart"/>
             <w:r>
               <w:t>BookingId</w:t>
             </w:r>
+            <w:proofErr w:type="spellEnd"/>
           </w:p>
         </w:tc>
         <w:tc>
@@ -2274,9 +2362,11 @@
             <w:tcW w:w="1846" w:type="dxa"/>
           </w:tcPr>
           <w:p>
+            <w:proofErr w:type="spellStart"/>
             <w:r>
               <w:t>UserId</w:t>
             </w:r>
+            <w:proofErr w:type="spellEnd"/>
           </w:p>
         </w:tc>
         <w:tc>
@@ -2304,9 +2394,11 @@
             <w:tcW w:w="1436" w:type="dxa"/>
           </w:tcPr>
           <w:p>
+            <w:proofErr w:type="spellStart"/>
             <w:r>
               <w:t>UserId</w:t>
             </w:r>
+            <w:proofErr w:type="spellEnd"/>
           </w:p>
         </w:tc>
         <w:tc>
@@ -2332,9 +2424,11 @@
             <w:tcW w:w="1846" w:type="dxa"/>
           </w:tcPr>
           <w:p>
+            <w:proofErr w:type="spellStart"/>
             <w:r>
               <w:t>RoomId</w:t>
             </w:r>
+            <w:proofErr w:type="spellEnd"/>
           </w:p>
         </w:tc>
         <w:tc>
@@ -2386,9 +2480,11 @@
             <w:tcW w:w="1846" w:type="dxa"/>
           </w:tcPr>
           <w:p>
+            <w:proofErr w:type="spellStart"/>
             <w:r>
               <w:t>CheckInDates</w:t>
             </w:r>
+            <w:proofErr w:type="spellEnd"/>
           </w:p>
         </w:tc>
         <w:tc>
@@ -2396,9 +2492,11 @@
             <w:tcW w:w="1408" w:type="dxa"/>
           </w:tcPr>
           <w:p>
+            <w:proofErr w:type="spellStart"/>
             <w:r>
               <w:t>DateTime</w:t>
             </w:r>
+            <w:proofErr w:type="spellEnd"/>
           </w:p>
         </w:tc>
         <w:tc>
@@ -2444,9 +2542,11 @@
             <w:tcW w:w="1846" w:type="dxa"/>
           </w:tcPr>
           <w:p>
+            <w:proofErr w:type="spellStart"/>
             <w:r>
               <w:t>NumberOfGuests</w:t>
             </w:r>
+            <w:proofErr w:type="spellEnd"/>
           </w:p>
         </w:tc>
         <w:tc>
@@ -2559,9 +2659,11 @@
             <w:tcW w:w="1846" w:type="dxa"/>
           </w:tcPr>
           <w:p>
+            <w:proofErr w:type="spellStart"/>
             <w:r>
               <w:t>BookingCreatedAt</w:t>
             </w:r>
+            <w:proofErr w:type="spellEnd"/>
           </w:p>
         </w:tc>
         <w:tc>
@@ -2569,9 +2671,11 @@
             <w:tcW w:w="1408" w:type="dxa"/>
           </w:tcPr>
           <w:p>
+            <w:proofErr w:type="spellStart"/>
             <w:r>
               <w:t>DateTime</w:t>
             </w:r>
+            <w:proofErr w:type="spellEnd"/>
           </w:p>
         </w:tc>
         <w:tc>
@@ -2617,9 +2721,11 @@
             <w:tcW w:w="1846" w:type="dxa"/>
           </w:tcPr>
           <w:p>
+            <w:proofErr w:type="spellStart"/>
             <w:r>
               <w:t>SpecialRequests</w:t>
             </w:r>
+            <w:proofErr w:type="spellEnd"/>
           </w:p>
         </w:tc>
         <w:tc>
@@ -2851,9 +2957,11 @@
             <w:tcW w:w="1502" w:type="dxa"/>
           </w:tcPr>
           <w:p>
+            <w:proofErr w:type="spellStart"/>
             <w:r>
               <w:t>RoomId</w:t>
             </w:r>
+            <w:proofErr w:type="spellEnd"/>
           </w:p>
         </w:tc>
         <w:tc>
@@ -2881,9 +2989,11 @@
             <w:tcW w:w="1503" w:type="dxa"/>
           </w:tcPr>
           <w:p>
+            <w:proofErr w:type="spellStart"/>
             <w:r>
               <w:t>RoomId</w:t>
             </w:r>
+            <w:proofErr w:type="spellEnd"/>
           </w:p>
         </w:tc>
         <w:tc>
@@ -2909,9 +3019,11 @@
             <w:tcW w:w="1502" w:type="dxa"/>
           </w:tcPr>
           <w:p>
+            <w:proofErr w:type="spellStart"/>
             <w:r>
               <w:t>RoomName</w:t>
             </w:r>
+            <w:proofErr w:type="spellEnd"/>
           </w:p>
         </w:tc>
         <w:tc>
@@ -3054,7 +3166,23 @@
           </w:tcPr>
           <w:p>
             <w:r>
-              <w:t>Must be a numerical value, Must be a float value, Must have a currency</w:t>
+              <w:t xml:space="preserve">Must be a numerical value, </w:t>
+            </w:r>
+            <w:proofErr w:type="gramStart"/>
+            <w:r>
+              <w:t>Must</w:t>
+            </w:r>
+            <w:proofErr w:type="gramEnd"/>
+            <w:r>
+              <w:t xml:space="preserve"> be a float value, </w:t>
+            </w:r>
+            <w:proofErr w:type="gramStart"/>
+            <w:r>
+              <w:t>Must</w:t>
+            </w:r>
+            <w:proofErr w:type="gramEnd"/>
+            <w:r>
+              <w:t xml:space="preserve"> have a currency</w:t>
             </w:r>
           </w:p>
         </w:tc>
@@ -3129,9 +3257,11 @@
             <w:tcW w:w="1502" w:type="dxa"/>
           </w:tcPr>
           <w:p>
+            <w:proofErr w:type="spellStart"/>
             <w:r>
               <w:t>IsAvailable</w:t>
             </w:r>
+            <w:proofErr w:type="spellEnd"/>
           </w:p>
         </w:tc>
         <w:tc>
@@ -3306,9 +3436,11 @@
             <w:tcW w:w="1502" w:type="dxa"/>
           </w:tcPr>
           <w:p>
+            <w:proofErr w:type="spellStart"/>
             <w:r>
               <w:t>StaffId</w:t>
             </w:r>
+            <w:proofErr w:type="spellEnd"/>
           </w:p>
         </w:tc>
         <w:tc>
@@ -3336,9 +3468,11 @@
             <w:tcW w:w="1503" w:type="dxa"/>
           </w:tcPr>
           <w:p>
+            <w:proofErr w:type="spellStart"/>
             <w:r>
               <w:t>StaffId</w:t>
             </w:r>
+            <w:proofErr w:type="spellEnd"/>
           </w:p>
         </w:tc>
         <w:tc>
@@ -3477,15 +3611,19 @@
       </w:r>
     </w:p>
     <w:p>
-      <w:r>
+      <w:pPr>
         <w:rPr>
           <w:noProof/>
         </w:rPr>
+      </w:pPr>
+    </w:p>
+    <w:p>
+      <w:r>
         <w:drawing>
-          <wp:inline distT="0" distB="0" distL="0" distR="0" wp14:anchorId="7A22897F" wp14:editId="2E5C303B">
-            <wp:extent cx="5731510" cy="1597660"/>
-            <wp:effectExtent l="0" t="0" r="2540" b="2540"/>
-            <wp:docPr id="20588247" name="Picture 1"/>
+          <wp:inline distT="0" distB="0" distL="0" distR="0" wp14:anchorId="72F32005" wp14:editId="237E42C3">
+            <wp:extent cx="5731510" cy="1732280"/>
+            <wp:effectExtent l="0" t="0" r="2540" b="1270"/>
+            <wp:docPr id="1629129245" name="Picture 1"/>
             <wp:cNvGraphicFramePr>
               <a:graphicFrameLocks xmlns:a="http://schemas.openxmlformats.org/drawingml/2006/main" noChangeAspect="1"/>
             </wp:cNvGraphicFramePr>
@@ -3493,7 +3631,7 @@
               <a:graphicData uri="http://schemas.openxmlformats.org/drawingml/2006/picture">
                 <pic:pic xmlns:pic="http://schemas.openxmlformats.org/drawingml/2006/picture">
                   <pic:nvPicPr>
-                    <pic:cNvPr id="20588247" name=""/>
+                    <pic:cNvPr id="1629129245" name=""/>
                     <pic:cNvPicPr/>
                   </pic:nvPicPr>
                   <pic:blipFill>
@@ -3505,7 +3643,7 @@
                   <pic:spPr>
                     <a:xfrm>
                       <a:off x="0" y="0"/>
-                      <a:ext cx="5731510" cy="1597660"/>
+                      <a:ext cx="5731510" cy="1732280"/>
                     </a:xfrm>
                     <a:prstGeom prst="rect">
                       <a:avLst/>
@@ -3523,17 +3661,23 @@
       <w:pPr>
         <w:pStyle w:val="Heading1"/>
       </w:pPr>
-      <w:r>
+      <w:proofErr w:type="spellStart"/>
+      <w:r>
+        <w:lastRenderedPageBreak/>
         <w:t>WireFrames</w:t>
       </w:r>
+      <w:proofErr w:type="spellEnd"/>
     </w:p>
     <w:p>
+      <w:pPr>
+        <w:pStyle w:val="Heading1"/>
+      </w:pPr>
       <w:r>
         <w:drawing>
-          <wp:inline distT="0" distB="0" distL="0" distR="0" wp14:anchorId="68ECCC9A" wp14:editId="16373FFA">
-            <wp:extent cx="5731510" cy="2621280"/>
-            <wp:effectExtent l="0" t="0" r="2540" b="7620"/>
-            <wp:docPr id="1196025069" name="Picture 1"/>
+          <wp:inline distT="0" distB="0" distL="0" distR="0" wp14:anchorId="446CBA32" wp14:editId="25F6EE9A">
+            <wp:extent cx="5731510" cy="2878455"/>
+            <wp:effectExtent l="0" t="0" r="2540" b="0"/>
+            <wp:docPr id="608789646" name="Picture 1"/>
             <wp:cNvGraphicFramePr>
               <a:graphicFrameLocks xmlns:a="http://schemas.openxmlformats.org/drawingml/2006/main" noChangeAspect="1"/>
             </wp:cNvGraphicFramePr>
@@ -3541,7 +3685,7 @@
               <a:graphicData uri="http://schemas.openxmlformats.org/drawingml/2006/picture">
                 <pic:pic xmlns:pic="http://schemas.openxmlformats.org/drawingml/2006/picture">
                   <pic:nvPicPr>
-                    <pic:cNvPr id="1196025069" name=""/>
+                    <pic:cNvPr id="608789646" name=""/>
                     <pic:cNvPicPr/>
                   </pic:nvPicPr>
                   <pic:blipFill>
@@ -3553,7 +3697,7 @@
                   <pic:spPr>
                     <a:xfrm>
                       <a:off x="0" y="0"/>
-                      <a:ext cx="5731510" cy="2621280"/>
+                      <a:ext cx="5731510" cy="2878455"/>
                     </a:xfrm>
                     <a:prstGeom prst="rect">
                       <a:avLst/>
@@ -3568,18 +3712,11 @@
     </w:p>
     <w:p>
       <w:r>
-        <w:lastRenderedPageBreak/>
-        <w:t>Rooms</w:t>
-      </w:r>
-      <w:r>
-        <w:br/>
-      </w:r>
-      <w:r>
         <w:drawing>
-          <wp:inline distT="0" distB="0" distL="0" distR="0" wp14:anchorId="75235F75" wp14:editId="6FA77335">
-            <wp:extent cx="5731510" cy="2995295"/>
+          <wp:inline distT="0" distB="0" distL="0" distR="0" wp14:anchorId="07784AF4" wp14:editId="04E95F48">
+            <wp:extent cx="5731510" cy="2885440"/>
             <wp:effectExtent l="0" t="0" r="2540" b="0"/>
-            <wp:docPr id="824723765" name="Picture 1"/>
+            <wp:docPr id="1620691454" name="Picture 1"/>
             <wp:cNvGraphicFramePr>
               <a:graphicFrameLocks xmlns:a="http://schemas.openxmlformats.org/drawingml/2006/main" noChangeAspect="1"/>
             </wp:cNvGraphicFramePr>
@@ -3587,7 +3724,7 @@
               <a:graphicData uri="http://schemas.openxmlformats.org/drawingml/2006/picture">
                 <pic:pic xmlns:pic="http://schemas.openxmlformats.org/drawingml/2006/picture">
                   <pic:nvPicPr>
-                    <pic:cNvPr id="824723765" name=""/>
+                    <pic:cNvPr id="1620691454" name=""/>
                     <pic:cNvPicPr/>
                   </pic:nvPicPr>
                   <pic:blipFill>
@@ -3599,7 +3736,7 @@
                   <pic:spPr>
                     <a:xfrm>
                       <a:off x="0" y="0"/>
-                      <a:ext cx="5731510" cy="2995295"/>
+                      <a:ext cx="5731510" cy="2885440"/>
                     </a:xfrm>
                     <a:prstGeom prst="rect">
                       <a:avLst/>
@@ -3611,250 +3748,17 @@
           </wp:inline>
         </w:drawing>
       </w:r>
-      <w:r>
-        <w:br/>
-        <w:t>Staff</w:t>
-      </w:r>
-      <w:r>
-        <w:br/>
-      </w:r>
-      <w:r>
-        <w:drawing>
-          <wp:inline distT="0" distB="0" distL="0" distR="0" wp14:anchorId="3C3DD4BB" wp14:editId="61B67334">
-            <wp:extent cx="5731510" cy="2522220"/>
-            <wp:effectExtent l="0" t="0" r="2540" b="0"/>
-            <wp:docPr id="1853973264" name="Picture 1"/>
-            <wp:cNvGraphicFramePr>
-              <a:graphicFrameLocks xmlns:a="http://schemas.openxmlformats.org/drawingml/2006/main" noChangeAspect="1"/>
-            </wp:cNvGraphicFramePr>
-            <a:graphic xmlns:a="http://schemas.openxmlformats.org/drawingml/2006/main">
-              <a:graphicData uri="http://schemas.openxmlformats.org/drawingml/2006/picture">
-                <pic:pic xmlns:pic="http://schemas.openxmlformats.org/drawingml/2006/picture">
-                  <pic:nvPicPr>
-                    <pic:cNvPr id="1853973264" name=""/>
-                    <pic:cNvPicPr/>
-                  </pic:nvPicPr>
-                  <pic:blipFill>
-                    <a:blip r:embed="rId13"/>
-                    <a:stretch>
-                      <a:fillRect/>
-                    </a:stretch>
-                  </pic:blipFill>
-                  <pic:spPr>
-                    <a:xfrm>
-                      <a:off x="0" y="0"/>
-                      <a:ext cx="5731510" cy="2522220"/>
-                    </a:xfrm>
-                    <a:prstGeom prst="rect">
-                      <a:avLst/>
-                    </a:prstGeom>
-                  </pic:spPr>
-                </pic:pic>
-              </a:graphicData>
-            </a:graphic>
-          </wp:inline>
-        </w:drawing>
-      </w:r>
-      <w:r>
-        <w:br/>
-        <w:t>Policies</w:t>
-      </w:r>
-      <w:r>
-        <w:br/>
-      </w:r>
-      <w:r>
-        <w:drawing>
-          <wp:inline distT="0" distB="0" distL="0" distR="0" wp14:anchorId="3148DB99" wp14:editId="1C926D0B">
-            <wp:extent cx="5731510" cy="2505075"/>
-            <wp:effectExtent l="0" t="0" r="2540" b="9525"/>
-            <wp:docPr id="42641353" name="Picture 1"/>
-            <wp:cNvGraphicFramePr>
-              <a:graphicFrameLocks xmlns:a="http://schemas.openxmlformats.org/drawingml/2006/main" noChangeAspect="1"/>
-            </wp:cNvGraphicFramePr>
-            <a:graphic xmlns:a="http://schemas.openxmlformats.org/drawingml/2006/main">
-              <a:graphicData uri="http://schemas.openxmlformats.org/drawingml/2006/picture">
-                <pic:pic xmlns:pic="http://schemas.openxmlformats.org/drawingml/2006/picture">
-                  <pic:nvPicPr>
-                    <pic:cNvPr id="42641353" name=""/>
-                    <pic:cNvPicPr/>
-                  </pic:nvPicPr>
-                  <pic:blipFill>
-                    <a:blip r:embed="rId14"/>
-                    <a:stretch>
-                      <a:fillRect/>
-                    </a:stretch>
-                  </pic:blipFill>
-                  <pic:spPr>
-                    <a:xfrm>
-                      <a:off x="0" y="0"/>
-                      <a:ext cx="5731510" cy="2505075"/>
-                    </a:xfrm>
-                    <a:prstGeom prst="rect">
-                      <a:avLst/>
-                    </a:prstGeom>
-                  </pic:spPr>
-                </pic:pic>
-              </a:graphicData>
-            </a:graphic>
-          </wp:inline>
-        </w:drawing>
-      </w:r>
-      <w:r>
-        <w:br/>
-        <w:t>Log in</w:t>
-      </w:r>
-      <w:r>
-        <w:br/>
-      </w:r>
-      <w:r>
-        <w:lastRenderedPageBreak/>
-        <w:drawing>
-          <wp:inline distT="0" distB="0" distL="0" distR="0" wp14:anchorId="3A7AE979" wp14:editId="1728CA26">
-            <wp:extent cx="5731510" cy="2519680"/>
-            <wp:effectExtent l="0" t="0" r="2540" b="0"/>
-            <wp:docPr id="1663149583" name="Picture 1"/>
-            <wp:cNvGraphicFramePr>
-              <a:graphicFrameLocks xmlns:a="http://schemas.openxmlformats.org/drawingml/2006/main" noChangeAspect="1"/>
-            </wp:cNvGraphicFramePr>
-            <a:graphic xmlns:a="http://schemas.openxmlformats.org/drawingml/2006/main">
-              <a:graphicData uri="http://schemas.openxmlformats.org/drawingml/2006/picture">
-                <pic:pic xmlns:pic="http://schemas.openxmlformats.org/drawingml/2006/picture">
-                  <pic:nvPicPr>
-                    <pic:cNvPr id="1663149583" name=""/>
-                    <pic:cNvPicPr/>
-                  </pic:nvPicPr>
-                  <pic:blipFill>
-                    <a:blip r:embed="rId15"/>
-                    <a:stretch>
-                      <a:fillRect/>
-                    </a:stretch>
-                  </pic:blipFill>
-                  <pic:spPr>
-                    <a:xfrm>
-                      <a:off x="0" y="0"/>
-                      <a:ext cx="5731510" cy="2519680"/>
-                    </a:xfrm>
-                    <a:prstGeom prst="rect">
-                      <a:avLst/>
-                    </a:prstGeom>
-                  </pic:spPr>
-                </pic:pic>
-              </a:graphicData>
-            </a:graphic>
-          </wp:inline>
-        </w:drawing>
-      </w:r>
-      <w:r>
-        <w:br/>
-        <w:t>Register</w:t>
-      </w:r>
-      <w:r>
-        <w:br/>
-      </w:r>
-      <w:r>
-        <w:drawing>
-          <wp:inline distT="0" distB="0" distL="0" distR="0" wp14:anchorId="07B099ED" wp14:editId="4FBF1DFA">
-            <wp:extent cx="5731510" cy="2567940"/>
-            <wp:effectExtent l="0" t="0" r="2540" b="3810"/>
-            <wp:docPr id="490829419" name="Picture 1"/>
-            <wp:cNvGraphicFramePr>
-              <a:graphicFrameLocks xmlns:a="http://schemas.openxmlformats.org/drawingml/2006/main" noChangeAspect="1"/>
-            </wp:cNvGraphicFramePr>
-            <a:graphic xmlns:a="http://schemas.openxmlformats.org/drawingml/2006/main">
-              <a:graphicData uri="http://schemas.openxmlformats.org/drawingml/2006/picture">
-                <pic:pic xmlns:pic="http://schemas.openxmlformats.org/drawingml/2006/picture">
-                  <pic:nvPicPr>
-                    <pic:cNvPr id="490829419" name=""/>
-                    <pic:cNvPicPr/>
-                  </pic:nvPicPr>
-                  <pic:blipFill>
-                    <a:blip r:embed="rId16"/>
-                    <a:stretch>
-                      <a:fillRect/>
-                    </a:stretch>
-                  </pic:blipFill>
-                  <pic:spPr>
-                    <a:xfrm>
-                      <a:off x="0" y="0"/>
-                      <a:ext cx="5731510" cy="2567940"/>
-                    </a:xfrm>
-                    <a:prstGeom prst="rect">
-                      <a:avLst/>
-                    </a:prstGeom>
-                  </pic:spPr>
-                </pic:pic>
-              </a:graphicData>
-            </a:graphic>
-          </wp:inline>
-        </w:drawing>
-      </w:r>
     </w:p>
     <w:p>
-      <w:r>
-        <w:t>Privacy</w:t>
-      </w:r>
-      <w:r>
-        <w:br/>
-      </w:r>
-      <w:r>
-        <w:drawing>
-          <wp:inline distT="0" distB="0" distL="0" distR="0" wp14:anchorId="59543CA5" wp14:editId="5C82F8FA">
-            <wp:extent cx="5731510" cy="2582545"/>
-            <wp:effectExtent l="0" t="0" r="2540" b="8255"/>
-            <wp:docPr id="1514695931" name="Picture 1"/>
-            <wp:cNvGraphicFramePr>
-              <a:graphicFrameLocks xmlns:a="http://schemas.openxmlformats.org/drawingml/2006/main" noChangeAspect="1"/>
-            </wp:cNvGraphicFramePr>
-            <a:graphic xmlns:a="http://schemas.openxmlformats.org/drawingml/2006/main">
-              <a:graphicData uri="http://schemas.openxmlformats.org/drawingml/2006/picture">
-                <pic:pic xmlns:pic="http://schemas.openxmlformats.org/drawingml/2006/picture">
-                  <pic:nvPicPr>
-                    <pic:cNvPr id="1514695931" name=""/>
-                    <pic:cNvPicPr/>
-                  </pic:nvPicPr>
-                  <pic:blipFill>
-                    <a:blip r:embed="rId17"/>
-                    <a:stretch>
-                      <a:fillRect/>
-                    </a:stretch>
-                  </pic:blipFill>
-                  <pic:spPr>
-                    <a:xfrm>
-                      <a:off x="0" y="0"/>
-                      <a:ext cx="5731510" cy="2582545"/>
-                    </a:xfrm>
-                    <a:prstGeom prst="rect">
-                      <a:avLst/>
-                    </a:prstGeom>
-                  </pic:spPr>
-                </pic:pic>
-              </a:graphicData>
-            </a:graphic>
-          </wp:inline>
-        </w:drawing>
-      </w:r>
-    </w:p>
-    <w:p/>
-    <w:p>
-      <w:pPr>
-        <w:pStyle w:val="Heading1"/>
-      </w:pPr>
-      <w:r>
-        <w:lastRenderedPageBreak/>
-        <w:t>Design</w:t>
-      </w:r>
-      <w:r>
-        <w:br/>
-      </w:r>
       <w:r>
         <w:rPr>
           <w:noProof/>
         </w:rPr>
         <w:drawing>
-          <wp:inline distT="0" distB="0" distL="0" distR="0" wp14:anchorId="3A1EE2DB" wp14:editId="14DC01F6">
-            <wp:extent cx="5723890" cy="2620010"/>
-            <wp:effectExtent l="0" t="0" r="0" b="8890"/>
-            <wp:docPr id="435852610" name="Picture 1"/>
+          <wp:inline distT="0" distB="0" distL="0" distR="0" wp14:anchorId="7882303B" wp14:editId="791A23E3">
+            <wp:extent cx="5723890" cy="2479675"/>
+            <wp:effectExtent l="0" t="0" r="0" b="0"/>
+            <wp:docPr id="2034175745" name="Picture 1"/>
             <wp:cNvGraphicFramePr>
               <a:graphicFrameLocks xmlns:a="http://schemas.openxmlformats.org/drawingml/2006/main" noChangeAspect="1"/>
             </wp:cNvGraphicFramePr>
@@ -3868,7 +3772,7 @@
                     </pic:cNvPicPr>
                   </pic:nvPicPr>
                   <pic:blipFill>
-                    <a:blip r:embed="rId18" cstate="print">
+                    <a:blip r:embed="rId13">
                       <a:extLst>
                         <a:ext uri="{28A0092B-C50C-407E-A947-70E740481C1C}">
                           <a14:useLocalDpi xmlns:a14="http://schemas.microsoft.com/office/drawing/2010/main" val="0"/>
@@ -3883,7 +3787,7 @@
                   <pic:spPr bwMode="auto">
                     <a:xfrm>
                       <a:off x="0" y="0"/>
-                      <a:ext cx="5723890" cy="2620010"/>
+                      <a:ext cx="5723890" cy="2479675"/>
                     </a:xfrm>
                     <a:prstGeom prst="rect">
                       <a:avLst/>
@@ -3900,6 +3804,867 @@
         </w:drawing>
       </w:r>
     </w:p>
+    <w:p>
+      <w:r>
+        <w:lastRenderedPageBreak/>
+        <w:drawing>
+          <wp:inline distT="0" distB="0" distL="0" distR="0" wp14:anchorId="64391297" wp14:editId="76AED761">
+            <wp:extent cx="5731510" cy="2917825"/>
+            <wp:effectExtent l="0" t="0" r="2540" b="0"/>
+            <wp:docPr id="722516246" name="Picture 1"/>
+            <wp:cNvGraphicFramePr>
+              <a:graphicFrameLocks xmlns:a="http://schemas.openxmlformats.org/drawingml/2006/main" noChangeAspect="1"/>
+            </wp:cNvGraphicFramePr>
+            <a:graphic xmlns:a="http://schemas.openxmlformats.org/drawingml/2006/main">
+              <a:graphicData uri="http://schemas.openxmlformats.org/drawingml/2006/picture">
+                <pic:pic xmlns:pic="http://schemas.openxmlformats.org/drawingml/2006/picture">
+                  <pic:nvPicPr>
+                    <pic:cNvPr id="722516246" name=""/>
+                    <pic:cNvPicPr/>
+                  </pic:nvPicPr>
+                  <pic:blipFill>
+                    <a:blip r:embed="rId14"/>
+                    <a:stretch>
+                      <a:fillRect/>
+                    </a:stretch>
+                  </pic:blipFill>
+                  <pic:spPr>
+                    <a:xfrm>
+                      <a:off x="0" y="0"/>
+                      <a:ext cx="5731510" cy="2917825"/>
+                    </a:xfrm>
+                    <a:prstGeom prst="rect">
+                      <a:avLst/>
+                    </a:prstGeom>
+                  </pic:spPr>
+                </pic:pic>
+              </a:graphicData>
+            </a:graphic>
+          </wp:inline>
+        </w:drawing>
+      </w:r>
+    </w:p>
+    <w:p>
+      <w:r>
+        <w:drawing>
+          <wp:inline distT="0" distB="0" distL="0" distR="0" wp14:anchorId="408705CB" wp14:editId="697C7A21">
+            <wp:extent cx="5731510" cy="2806700"/>
+            <wp:effectExtent l="0" t="0" r="2540" b="0"/>
+            <wp:docPr id="1890238514" name="Picture 1"/>
+            <wp:cNvGraphicFramePr>
+              <a:graphicFrameLocks xmlns:a="http://schemas.openxmlformats.org/drawingml/2006/main" noChangeAspect="1"/>
+            </wp:cNvGraphicFramePr>
+            <a:graphic xmlns:a="http://schemas.openxmlformats.org/drawingml/2006/main">
+              <a:graphicData uri="http://schemas.openxmlformats.org/drawingml/2006/picture">
+                <pic:pic xmlns:pic="http://schemas.openxmlformats.org/drawingml/2006/picture">
+                  <pic:nvPicPr>
+                    <pic:cNvPr id="1890238514" name=""/>
+                    <pic:cNvPicPr/>
+                  </pic:nvPicPr>
+                  <pic:blipFill>
+                    <a:blip r:embed="rId15"/>
+                    <a:stretch>
+                      <a:fillRect/>
+                    </a:stretch>
+                  </pic:blipFill>
+                  <pic:spPr>
+                    <a:xfrm>
+                      <a:off x="0" y="0"/>
+                      <a:ext cx="5731510" cy="2806700"/>
+                    </a:xfrm>
+                    <a:prstGeom prst="rect">
+                      <a:avLst/>
+                    </a:prstGeom>
+                  </pic:spPr>
+                </pic:pic>
+              </a:graphicData>
+            </a:graphic>
+          </wp:inline>
+        </w:drawing>
+      </w:r>
+    </w:p>
+    <w:p>
+      <w:r>
+        <w:drawing>
+          <wp:inline distT="0" distB="0" distL="0" distR="0" wp14:anchorId="3334F190" wp14:editId="7F65872F">
+            <wp:extent cx="5731510" cy="2901315"/>
+            <wp:effectExtent l="0" t="0" r="2540" b="0"/>
+            <wp:docPr id="635404869" name="Picture 1"/>
+            <wp:cNvGraphicFramePr>
+              <a:graphicFrameLocks xmlns:a="http://schemas.openxmlformats.org/drawingml/2006/main" noChangeAspect="1"/>
+            </wp:cNvGraphicFramePr>
+            <a:graphic xmlns:a="http://schemas.openxmlformats.org/drawingml/2006/main">
+              <a:graphicData uri="http://schemas.openxmlformats.org/drawingml/2006/picture">
+                <pic:pic xmlns:pic="http://schemas.openxmlformats.org/drawingml/2006/picture">
+                  <pic:nvPicPr>
+                    <pic:cNvPr id="635404869" name=""/>
+                    <pic:cNvPicPr/>
+                  </pic:nvPicPr>
+                  <pic:blipFill>
+                    <a:blip r:embed="rId16"/>
+                    <a:stretch>
+                      <a:fillRect/>
+                    </a:stretch>
+                  </pic:blipFill>
+                  <pic:spPr>
+                    <a:xfrm>
+                      <a:off x="0" y="0"/>
+                      <a:ext cx="5731510" cy="2901315"/>
+                    </a:xfrm>
+                    <a:prstGeom prst="rect">
+                      <a:avLst/>
+                    </a:prstGeom>
+                  </pic:spPr>
+                </pic:pic>
+              </a:graphicData>
+            </a:graphic>
+          </wp:inline>
+        </w:drawing>
+      </w:r>
+    </w:p>
+    <w:p>
+      <w:r>
+        <w:lastRenderedPageBreak/>
+        <w:drawing>
+          <wp:inline distT="0" distB="0" distL="0" distR="0" wp14:anchorId="1C0CE84C" wp14:editId="5D183C50">
+            <wp:extent cx="5731510" cy="2908300"/>
+            <wp:effectExtent l="0" t="0" r="2540" b="6350"/>
+            <wp:docPr id="591507086" name="Picture 1"/>
+            <wp:cNvGraphicFramePr>
+              <a:graphicFrameLocks xmlns:a="http://schemas.openxmlformats.org/drawingml/2006/main" noChangeAspect="1"/>
+            </wp:cNvGraphicFramePr>
+            <a:graphic xmlns:a="http://schemas.openxmlformats.org/drawingml/2006/main">
+              <a:graphicData uri="http://schemas.openxmlformats.org/drawingml/2006/picture">
+                <pic:pic xmlns:pic="http://schemas.openxmlformats.org/drawingml/2006/picture">
+                  <pic:nvPicPr>
+                    <pic:cNvPr id="591507086" name=""/>
+                    <pic:cNvPicPr/>
+                  </pic:nvPicPr>
+                  <pic:blipFill>
+                    <a:blip r:embed="rId17"/>
+                    <a:stretch>
+                      <a:fillRect/>
+                    </a:stretch>
+                  </pic:blipFill>
+                  <pic:spPr>
+                    <a:xfrm>
+                      <a:off x="0" y="0"/>
+                      <a:ext cx="5731510" cy="2908300"/>
+                    </a:xfrm>
+                    <a:prstGeom prst="rect">
+                      <a:avLst/>
+                    </a:prstGeom>
+                  </pic:spPr>
+                </pic:pic>
+              </a:graphicData>
+            </a:graphic>
+          </wp:inline>
+        </w:drawing>
+      </w:r>
+    </w:p>
+    <w:p>
+      <w:r>
+        <w:t>(part of booking page above)</w:t>
+      </w:r>
+    </w:p>
+    <w:p>
+      <w:r>
+        <w:drawing>
+          <wp:inline distT="0" distB="0" distL="0" distR="0" wp14:anchorId="24EB40A1" wp14:editId="23300903">
+            <wp:extent cx="5731510" cy="2865755"/>
+            <wp:effectExtent l="0" t="0" r="2540" b="0"/>
+            <wp:docPr id="2047292941" name="Picture 1"/>
+            <wp:cNvGraphicFramePr>
+              <a:graphicFrameLocks xmlns:a="http://schemas.openxmlformats.org/drawingml/2006/main" noChangeAspect="1"/>
+            </wp:cNvGraphicFramePr>
+            <a:graphic xmlns:a="http://schemas.openxmlformats.org/drawingml/2006/main">
+              <a:graphicData uri="http://schemas.openxmlformats.org/drawingml/2006/picture">
+                <pic:pic xmlns:pic="http://schemas.openxmlformats.org/drawingml/2006/picture">
+                  <pic:nvPicPr>
+                    <pic:cNvPr id="2047292941" name=""/>
+                    <pic:cNvPicPr/>
+                  </pic:nvPicPr>
+                  <pic:blipFill>
+                    <a:blip r:embed="rId18"/>
+                    <a:stretch>
+                      <a:fillRect/>
+                    </a:stretch>
+                  </pic:blipFill>
+                  <pic:spPr>
+                    <a:xfrm>
+                      <a:off x="0" y="0"/>
+                      <a:ext cx="5731510" cy="2865755"/>
+                    </a:xfrm>
+                    <a:prstGeom prst="rect">
+                      <a:avLst/>
+                    </a:prstGeom>
+                  </pic:spPr>
+                </pic:pic>
+              </a:graphicData>
+            </a:graphic>
+          </wp:inline>
+        </w:drawing>
+      </w:r>
+    </w:p>
+    <w:p>
+      <w:r>
+        <w:lastRenderedPageBreak/>
+        <w:drawing>
+          <wp:inline distT="0" distB="0" distL="0" distR="0" wp14:anchorId="40605A67" wp14:editId="680EA96B">
+            <wp:extent cx="5731510" cy="2600325"/>
+            <wp:effectExtent l="0" t="0" r="2540" b="9525"/>
+            <wp:docPr id="1287063052" name="Picture 1"/>
+            <wp:cNvGraphicFramePr>
+              <a:graphicFrameLocks xmlns:a="http://schemas.openxmlformats.org/drawingml/2006/main" noChangeAspect="1"/>
+            </wp:cNvGraphicFramePr>
+            <a:graphic xmlns:a="http://schemas.openxmlformats.org/drawingml/2006/main">
+              <a:graphicData uri="http://schemas.openxmlformats.org/drawingml/2006/picture">
+                <pic:pic xmlns:pic="http://schemas.openxmlformats.org/drawingml/2006/picture">
+                  <pic:nvPicPr>
+                    <pic:cNvPr id="1287063052" name=""/>
+                    <pic:cNvPicPr/>
+                  </pic:nvPicPr>
+                  <pic:blipFill>
+                    <a:blip r:embed="rId19"/>
+                    <a:stretch>
+                      <a:fillRect/>
+                    </a:stretch>
+                  </pic:blipFill>
+                  <pic:spPr>
+                    <a:xfrm>
+                      <a:off x="0" y="0"/>
+                      <a:ext cx="5731510" cy="2600325"/>
+                    </a:xfrm>
+                    <a:prstGeom prst="rect">
+                      <a:avLst/>
+                    </a:prstGeom>
+                  </pic:spPr>
+                </pic:pic>
+              </a:graphicData>
+            </a:graphic>
+          </wp:inline>
+        </w:drawing>
+      </w:r>
+    </w:p>
+    <w:p>
+      <w:r>
+        <w:t xml:space="preserve">The policies page allows users to be able to read in on the </w:t>
+      </w:r>
+      <w:proofErr w:type="spellStart"/>
+      <w:r>
+        <w:t>poliies</w:t>
+      </w:r>
+      <w:proofErr w:type="spellEnd"/>
+      <w:r>
+        <w:t xml:space="preserve"> of the company so they know what to expect, these policies could include things like refund policies, </w:t>
+      </w:r>
+      <w:proofErr w:type="spellStart"/>
+      <w:r>
+        <w:t>checkin</w:t>
+      </w:r>
+      <w:proofErr w:type="spellEnd"/>
+      <w:r>
+        <w:t xml:space="preserve"> and check out policies and many more</w:t>
+      </w:r>
+    </w:p>
+    <w:p>
+      <w:r>
+        <w:t>This page features different policies in a card format, has a general image to explain the policy, a body of text stating the policy and a read more button if they choose to find out more about that specific policy. This page helps build user to company trust as they now have better communications about “rules and regulations” and how things work and are carried out in the company.</w:t>
+      </w:r>
+    </w:p>
+    <w:p/>
+    <w:p>
+      <w:r>
+        <w:t>Test Strategy</w:t>
+      </w:r>
+    </w:p>
+    <w:tbl>
+      <w:tblPr>
+        <w:tblStyle w:val="TableGrid"/>
+        <w:tblW w:w="0" w:type="auto"/>
+        <w:tblLook w:val="04A0" w:firstRow="1" w:lastRow="0" w:firstColumn="1" w:lastColumn="0" w:noHBand="0" w:noVBand="1"/>
+      </w:tblPr>
+      <w:tblGrid>
+        <w:gridCol w:w="2254"/>
+        <w:gridCol w:w="2254"/>
+        <w:gridCol w:w="2254"/>
+        <w:gridCol w:w="2254"/>
+      </w:tblGrid>
+      <w:tr>
+        <w:tc>
+          <w:tcPr>
+            <w:tcW w:w="2254" w:type="dxa"/>
+          </w:tcPr>
+          <w:p>
+            <w:pPr>
+              <w:rPr>
+                <w:b/>
+                <w:bCs/>
+                <w:i/>
+                <w:iCs/>
+              </w:rPr>
+            </w:pPr>
+            <w:r>
+              <w:rPr>
+                <w:b/>
+                <w:bCs/>
+                <w:i/>
+                <w:iCs/>
+              </w:rPr>
+              <w:t>Date of Test</w:t>
+            </w:r>
+          </w:p>
+        </w:tc>
+        <w:tc>
+          <w:tcPr>
+            <w:tcW w:w="2254" w:type="dxa"/>
+          </w:tcPr>
+          <w:p>
+            <w:pPr>
+              <w:rPr>
+                <w:b/>
+                <w:bCs/>
+                <w:i/>
+                <w:iCs/>
+              </w:rPr>
+            </w:pPr>
+            <w:r>
+              <w:rPr>
+                <w:b/>
+                <w:bCs/>
+                <w:i/>
+                <w:iCs/>
+              </w:rPr>
+              <w:t>Component to be tested</w:t>
+            </w:r>
+          </w:p>
+        </w:tc>
+        <w:tc>
+          <w:tcPr>
+            <w:tcW w:w="2254" w:type="dxa"/>
+          </w:tcPr>
+          <w:p>
+            <w:pPr>
+              <w:rPr>
+                <w:b/>
+                <w:bCs/>
+                <w:i/>
+                <w:iCs/>
+              </w:rPr>
+            </w:pPr>
+            <w:r>
+              <w:rPr>
+                <w:b/>
+                <w:bCs/>
+                <w:i/>
+                <w:iCs/>
+              </w:rPr>
+              <w:t>Type of test to be carried out</w:t>
+            </w:r>
+          </w:p>
+        </w:tc>
+        <w:tc>
+          <w:tcPr>
+            <w:tcW w:w="2254" w:type="dxa"/>
+          </w:tcPr>
+          <w:p>
+            <w:pPr>
+              <w:rPr>
+                <w:b/>
+                <w:bCs/>
+                <w:i/>
+                <w:iCs/>
+              </w:rPr>
+            </w:pPr>
+            <w:r>
+              <w:rPr>
+                <w:b/>
+                <w:bCs/>
+                <w:i/>
+                <w:iCs/>
+              </w:rPr>
+              <w:t>Prerequisites and dependencies</w:t>
+            </w:r>
+          </w:p>
+        </w:tc>
+      </w:tr>
+      <w:tr>
+        <w:tc>
+          <w:tcPr>
+            <w:tcW w:w="2254" w:type="dxa"/>
+          </w:tcPr>
+          <w:p>
+            <w:r>
+              <w:t>30/01/2026</w:t>
+            </w:r>
+          </w:p>
+        </w:tc>
+        <w:tc>
+          <w:tcPr>
+            <w:tcW w:w="2254" w:type="dxa"/>
+          </w:tcPr>
+          <w:p>
+            <w:r>
+              <w:t>User Register system</w:t>
+            </w:r>
+          </w:p>
+        </w:tc>
+        <w:tc>
+          <w:tcPr>
+            <w:tcW w:w="2254" w:type="dxa"/>
+          </w:tcPr>
+          <w:p>
+            <w:r>
+              <w:t>White box testing, black box testing, functionality testing, Security testing, Integration Testing.</w:t>
+            </w:r>
+          </w:p>
+        </w:tc>
+        <w:tc>
+          <w:tcPr>
+            <w:tcW w:w="2254" w:type="dxa"/>
+          </w:tcPr>
+          <w:p>
+            <w:r>
+              <w:t xml:space="preserve">The register function should be fully functional and implemented. Migrations and update database must be applied. The controller logic should be completed to handle user registration and error handling for incorrect inputs duplicate accounts and password complexity must be set up. Tests should include valid/invalid Test data needed. The log-in page must be created, and the migration and update </w:t>
+            </w:r>
+            <w:r>
+              <w:lastRenderedPageBreak/>
+              <w:t>database must be completed. There must be working controller logic. Testers must test valid/invalid credentials, session management, variability's (SQL injection) and password encryption. Example of test data: - Normal: Email: “</w:t>
+            </w:r>
+            <w:proofErr w:type="spellStart"/>
+            <w:r>
+              <w:t>Test@teste</w:t>
+            </w:r>
+            <w:proofErr w:type="spellEnd"/>
+            <w:r>
+              <w:t xml:space="preserve"> mail.com,” Password: "Password</w:t>
+            </w:r>
+            <w:proofErr w:type="gramStart"/>
+            <w:r>
+              <w:t>123 ?</w:t>
+            </w:r>
+            <w:proofErr w:type="gramEnd"/>
+            <w:r>
+              <w:t>”, Confirm Password: “Password</w:t>
+            </w:r>
+            <w:proofErr w:type="gramStart"/>
+            <w:r>
+              <w:t>123 ?</w:t>
+            </w:r>
+            <w:proofErr w:type="gramEnd"/>
+            <w:r>
+              <w:t>” - Erroneous: Email: “</w:t>
+            </w:r>
+            <w:proofErr w:type="spellStart"/>
+            <w:r>
+              <w:t>falseemail</w:t>
+            </w:r>
+            <w:proofErr w:type="spellEnd"/>
+            <w:r>
+              <w:t xml:space="preserve">” (Should contain a “@ symbol”, Should contain a domain e.g. “.com”), Password: “111” (Should be longer, should be a string, should have a capital letter and a symbol), Confirm Password: “1er” (Dose not match original password) - Extreme: </w:t>
+            </w:r>
+            <w:proofErr w:type="spellStart"/>
+            <w:r>
+              <w:t>test@testema</w:t>
+            </w:r>
+            <w:proofErr w:type="spellEnd"/>
+            <w:r>
+              <w:t xml:space="preserve"> il.com, Password: “QwE12?” (Exactly 6 characters which is the minimum and includes 1 symbol which is the minimum)</w:t>
+            </w:r>
+          </w:p>
+        </w:tc>
+      </w:tr>
+      <w:tr>
+        <w:tc>
+          <w:tcPr>
+            <w:tcW w:w="2254" w:type="dxa"/>
+          </w:tcPr>
+          <w:p>
+            <w:r>
+              <w:lastRenderedPageBreak/>
+              <w:t>2/02/2026</w:t>
+            </w:r>
+          </w:p>
+        </w:tc>
+        <w:tc>
+          <w:tcPr>
+            <w:tcW w:w="2254" w:type="dxa"/>
+          </w:tcPr>
+          <w:p>
+            <w:r>
+              <w:t>Use</w:t>
+            </w:r>
+            <w:r>
+              <w:t>r log in system</w:t>
+            </w:r>
+          </w:p>
+        </w:tc>
+        <w:tc>
+          <w:tcPr>
+            <w:tcW w:w="2254" w:type="dxa"/>
+          </w:tcPr>
+          <w:p>
+            <w:r>
+              <w:t>W</w:t>
+            </w:r>
+            <w:r>
+              <w:t>hite box testing, black box testing, functionality testing, Security testing, Integration Testing</w:t>
+            </w:r>
+          </w:p>
+        </w:tc>
+        <w:tc>
+          <w:tcPr>
+            <w:tcW w:w="2254" w:type="dxa"/>
+          </w:tcPr>
+          <w:p>
+            <w:r>
+              <w:t xml:space="preserve">Test data needed. The log-in page must be created, and the migration and update database must be completed. There must be working controller logic. Testers must test valid/invalid credentials, session management, </w:t>
+            </w:r>
+            <w:r>
+              <w:lastRenderedPageBreak/>
+              <w:t>variability's (SQL injection) and password encryption. Example of test data: - Normal: Email: “</w:t>
+            </w:r>
+            <w:proofErr w:type="spellStart"/>
+            <w:r>
+              <w:t>Test@teste</w:t>
+            </w:r>
+            <w:proofErr w:type="spellEnd"/>
+            <w:r>
+              <w:t xml:space="preserve"> mail.com”, Password: “Password</w:t>
+            </w:r>
+            <w:proofErr w:type="gramStart"/>
+            <w:r>
+              <w:t>123 ?</w:t>
+            </w:r>
+            <w:proofErr w:type="gramEnd"/>
+            <w:r>
+              <w:t>” - Erroneous: Email: “</w:t>
+            </w:r>
+            <w:proofErr w:type="spellStart"/>
+            <w:r>
+              <w:t>falseemail</w:t>
+            </w:r>
+            <w:proofErr w:type="spellEnd"/>
+            <w:r>
+              <w:t>” (Should contain a “@ symbol”, Should contain a domain e.g. “.com”), Password: “pass” (Should be longer, should be a string, should have a capital letter and a symbol) - Extreme: “</w:t>
+            </w:r>
+            <w:proofErr w:type="spellStart"/>
+            <w:r>
+              <w:t>test@testem</w:t>
+            </w:r>
+            <w:proofErr w:type="spellEnd"/>
+            <w:r>
+              <w:t xml:space="preserve"> ail.com”, Password: QwE12? (Exactly 6 characters which is the minimum)</w:t>
+            </w:r>
+          </w:p>
+        </w:tc>
+      </w:tr>
+      <w:tr>
+        <w:tc>
+          <w:tcPr>
+            <w:tcW w:w="2254" w:type="dxa"/>
+          </w:tcPr>
+          <w:p>
+            <w:r>
+              <w:lastRenderedPageBreak/>
+              <w:t>03/02/2026</w:t>
+            </w:r>
+          </w:p>
+        </w:tc>
+        <w:tc>
+          <w:tcPr>
+            <w:tcW w:w="2254" w:type="dxa"/>
+          </w:tcPr>
+          <w:p>
+            <w:r>
+              <w:t>log out function</w:t>
+            </w:r>
+          </w:p>
+        </w:tc>
+        <w:tc>
+          <w:tcPr>
+            <w:tcW w:w="2254" w:type="dxa"/>
+          </w:tcPr>
+          <w:p>
+            <w:r>
+              <w:t>B</w:t>
+            </w:r>
+            <w:r>
+              <w:t>lack box testing, Functionality testing, Security testing, Session management testing.</w:t>
+            </w:r>
+          </w:p>
+        </w:tc>
+        <w:tc>
+          <w:tcPr>
+            <w:tcW w:w="2254" w:type="dxa"/>
+          </w:tcPr>
+          <w:p>
+            <w:r>
+              <w:t>N</w:t>
+            </w:r>
+            <w:r>
+              <w:t>o test data required, the log in system must be fully functional and allow users to create accounts and save their data to a database and the log out button should be clear and easily visible.</w:t>
+            </w:r>
+          </w:p>
+        </w:tc>
+      </w:tr>
+      <w:tr>
+        <w:tc>
+          <w:tcPr>
+            <w:tcW w:w="2254" w:type="dxa"/>
+          </w:tcPr>
+          <w:p>
+            <w:r>
+              <w:t>19/02/2026</w:t>
+            </w:r>
+          </w:p>
+        </w:tc>
+        <w:tc>
+          <w:tcPr>
+            <w:tcW w:w="2254" w:type="dxa"/>
+          </w:tcPr>
+          <w:p>
+            <w:r>
+              <w:t>Log in button on the top right of the home page on the navigation bar</w:t>
+            </w:r>
+          </w:p>
+        </w:tc>
+        <w:tc>
+          <w:tcPr>
+            <w:tcW w:w="2254" w:type="dxa"/>
+          </w:tcPr>
+          <w:p>
+            <w:r>
+              <w:t xml:space="preserve">Black box testing, Functionality Testing, </w:t>
+            </w:r>
+            <w:proofErr w:type="spellStart"/>
+            <w:r>
+              <w:t>Intergration</w:t>
+            </w:r>
+            <w:proofErr w:type="spellEnd"/>
+            <w:r>
+              <w:t xml:space="preserve"> Testing</w:t>
+            </w:r>
+          </w:p>
+        </w:tc>
+        <w:tc>
+          <w:tcPr>
+            <w:tcW w:w="2254" w:type="dxa"/>
+          </w:tcPr>
+          <w:p>
+            <w:r>
+              <w:t>No test data required. The register page and form should have been created and fully functional. The tester should click the button to ensure it loads the correct page.</w:t>
+            </w:r>
+          </w:p>
+        </w:tc>
+      </w:tr>
+      <w:tr>
+        <w:trPr>
+          <w:trHeight w:val="1196"/>
+        </w:trPr>
+        <w:tc>
+          <w:tcPr>
+            <w:tcW w:w="2254" w:type="dxa"/>
+          </w:tcPr>
+          <w:p>
+            <w:r>
+              <w:t>23/02/2026</w:t>
+            </w:r>
+          </w:p>
+        </w:tc>
+        <w:tc>
+          <w:tcPr>
+            <w:tcW w:w="2254" w:type="dxa"/>
+          </w:tcPr>
+          <w:p>
+            <w:r>
+              <w:t>Book a room</w:t>
+            </w:r>
+          </w:p>
+        </w:tc>
+        <w:tc>
+          <w:tcPr>
+            <w:tcW w:w="2254" w:type="dxa"/>
+          </w:tcPr>
+          <w:p>
+            <w:r>
+              <w:t>Black box testing, White box testing, Functionality testing, Security testing, Session management testing.</w:t>
+            </w:r>
+          </w:p>
+        </w:tc>
+        <w:tc>
+          <w:tcPr>
+            <w:tcW w:w="2254" w:type="dxa"/>
+          </w:tcPr>
+          <w:p>
+            <w:r>
+              <w:t xml:space="preserve">Test data required. The models and controller logic must have been created and there must be a logged in user to test it. The tester should book </w:t>
+            </w:r>
+            <w:r>
+              <w:t>a room</w:t>
+            </w:r>
+            <w:r>
+              <w:t xml:space="preserve"> and fill </w:t>
+            </w:r>
+            <w:r>
+              <w:lastRenderedPageBreak/>
+              <w:t xml:space="preserve">out all fields and make sure it successfully logs the </w:t>
+            </w:r>
+            <w:r>
+              <w:t xml:space="preserve">booking </w:t>
+            </w:r>
+            <w:r>
+              <w:t>and displays it in the correct place. They should be able to edit, delete and view the details of the booking.</w:t>
+            </w:r>
+          </w:p>
+          <w:p/>
+          <w:p>
+            <w:r>
+              <w:t>Normal: Name: “John Doe”, Check-in: “2026-02-15 14:00”, Room: “Room 1”, Special Requests: “High floor, near elevator”, Number of Guests: “2” - Erroneous: Name: “12345” (Should contain letters), Check-in: “15-02-26” / “yesterday” (Wrong format / Past date not allowed), Room: “Room 999” (Non-existent), Special Requests: &gt;500 characters (Should be ≤500), Number of Guests: “0” / “-1” / “</w:t>
+            </w:r>
+            <w:proofErr w:type="spellStart"/>
+            <w:r>
+              <w:t>abc</w:t>
+            </w:r>
+            <w:proofErr w:type="spellEnd"/>
+            <w:r>
+              <w:t>” (Minimum 1, must be numeric) - Extreme: Name: “A…A” (100 characters), Check-in: “2100-12-31 23:59” (Far future), Room: “999999999” (Very large ID), Special Requests: Exactly 500 characters (Maximum), Number of Guests: “50” (Maximum allowed)</w:t>
+            </w:r>
+          </w:p>
+        </w:tc>
+      </w:tr>
+      <w:tr>
+        <w:trPr>
+          <w:trHeight w:val="6299"/>
+        </w:trPr>
+        <w:tc>
+          <w:tcPr>
+            <w:tcW w:w="2254" w:type="dxa"/>
+          </w:tcPr>
+          <w:p>
+            <w:r>
+              <w:lastRenderedPageBreak/>
+              <w:t>27/02/2026</w:t>
+            </w:r>
+          </w:p>
+        </w:tc>
+        <w:tc>
+          <w:tcPr>
+            <w:tcW w:w="2254" w:type="dxa"/>
+          </w:tcPr>
+          <w:p>
+            <w:r>
+              <w:t>Pay for booking</w:t>
+            </w:r>
+          </w:p>
+        </w:tc>
+        <w:tc>
+          <w:tcPr>
+            <w:tcW w:w="2254" w:type="dxa"/>
+          </w:tcPr>
+          <w:p>
+            <w:r>
+              <w:t>Black box testing, White box testing, Functionality testing, Security testing, Session management testing.</w:t>
+            </w:r>
+          </w:p>
+        </w:tc>
+        <w:tc>
+          <w:tcPr>
+            <w:tcW w:w="2254" w:type="dxa"/>
+          </w:tcPr>
+          <w:p>
+            <w:r>
+              <w:t xml:space="preserve">Test data required. The models and controller logic must have been created and there must be a logged in user to test it. The tester should book </w:t>
+            </w:r>
+            <w:r>
+              <w:t>a room</w:t>
+            </w:r>
+            <w:r>
+              <w:t xml:space="preserve"> and fill out all fields and </w:t>
+            </w:r>
+            <w:r>
+              <w:t>try to pay for a booking to test if the payment functions work properly. The payment should go through and finances should be transferred successfully.</w:t>
+            </w:r>
+            <w:r>
+              <w:br/>
+            </w:r>
+            <w:r>
+              <w:t>Normal: Name: “John Doe”, Credit Card Number: “4111 1111 1111 1111”, CVV: “123” - Erroneous: Name: “12345” (Should contain letters), Credit Card Number: “1234 5678 9012 345” / “</w:t>
+            </w:r>
+            <w:proofErr w:type="spellStart"/>
+            <w:r>
+              <w:t>abcd</w:t>
+            </w:r>
+            <w:proofErr w:type="spellEnd"/>
+            <w:r>
+              <w:t xml:space="preserve"> </w:t>
+            </w:r>
+            <w:proofErr w:type="spellStart"/>
+            <w:r>
+              <w:t>efgh</w:t>
+            </w:r>
+            <w:proofErr w:type="spellEnd"/>
+            <w:r>
+              <w:t xml:space="preserve"> </w:t>
+            </w:r>
+            <w:proofErr w:type="spellStart"/>
+            <w:r>
+              <w:t>ijkl</w:t>
+            </w:r>
+            <w:proofErr w:type="spellEnd"/>
+            <w:r>
+              <w:t xml:space="preserve"> </w:t>
+            </w:r>
+            <w:proofErr w:type="spellStart"/>
+            <w:r>
+              <w:t>mnop</w:t>
+            </w:r>
+            <w:proofErr w:type="spellEnd"/>
+            <w:r>
+              <w:t>” (Too short / Non-numeric), CVV: “12” / “</w:t>
+            </w:r>
+            <w:proofErr w:type="spellStart"/>
+            <w:r>
+              <w:t>abcd</w:t>
+            </w:r>
+            <w:proofErr w:type="spellEnd"/>
+            <w:r>
+              <w:t>” / “1234” (Should be exactly 3 numeric digits) - Extreme: Name: 100-character string, Credit Card Number: “9999 9999 9999 9999” (Max digits), CVV: “000” (Edge case, technically valid)</w:t>
+            </w:r>
+          </w:p>
+        </w:tc>
+      </w:tr>
+      <w:tr>
+        <w:trPr>
+          <w:trHeight w:val="6299"/>
+        </w:trPr>
+        <w:tc>
+          <w:tcPr>
+            <w:tcW w:w="2254" w:type="dxa"/>
+          </w:tcPr>
+          <w:p/>
+        </w:tc>
+        <w:tc>
+          <w:tcPr>
+            <w:tcW w:w="2254" w:type="dxa"/>
+          </w:tcPr>
+          <w:p/>
+        </w:tc>
+        <w:tc>
+          <w:tcPr>
+            <w:tcW w:w="2254" w:type="dxa"/>
+          </w:tcPr>
+          <w:p/>
+        </w:tc>
+        <w:tc>
+          <w:tcPr>
+            <w:tcW w:w="2254" w:type="dxa"/>
+          </w:tcPr>
+          <w:p/>
+        </w:tc>
+      </w:tr>
+    </w:tbl>
+    <w:p/>
     <w:sectPr>
       <w:pgSz w:w="11906" w:h="16838"/>
       <w:pgMar w:top="1440" w:right="1440" w:bottom="1440" w:left="1440" w:header="708" w:footer="708" w:gutter="0"/>
@@ -4355,7 +5120,6 @@
   <w:style w:type="character" w:default="1" w:styleId="DefaultParagraphFont">
     <w:name w:val="Default Paragraph Font"/>
     <w:uiPriority w:val="1"/>
-    <w:semiHidden/>
     <w:unhideWhenUsed/>
   </w:style>
   <w:style w:type="table" w:default="1" w:styleId="TableNormal">

--- a/Task1B_Design_722957_Adewuyi_A.docx
+++ b/Task1B_Design_722957_Adewuyi_A.docx
@@ -57,7 +57,7 @@
           <w:r>
             <w:fldChar w:fldCharType="separate"/>
           </w:r>
-          <w:hyperlink w:anchor="_Toc220594441" w:history="1">
+          <w:hyperlink w:anchor="_Toc224496736" w:history="1">
             <w:r>
               <w:rPr>
                 <w:rStyle w:val="Hyperlink"/>
@@ -84,7 +84,7 @@
                 <w:noProof/>
                 <w:webHidden/>
               </w:rPr>
-              <w:instrText xml:space="preserve"> PAGEREF _Toc220594441 \h </w:instrText>
+              <w:instrText xml:space="preserve"> PAGEREF _Toc224496736 \h </w:instrText>
             </w:r>
             <w:r>
               <w:rPr>
@@ -104,7 +104,7 @@
                 <w:noProof/>
                 <w:webHidden/>
               </w:rPr>
-              <w:t>2</w:t>
+              <w:t>3</w:t>
             </w:r>
             <w:r>
               <w:rPr>
@@ -131,7 +131,7 @@
               <w14:ligatures w14:val="standardContextual"/>
             </w:rPr>
           </w:pPr>
-          <w:hyperlink w:anchor="_Toc220594442" w:history="1">
+          <w:hyperlink w:anchor="_Toc224496737" w:history="1">
             <w:r>
               <w:rPr>
                 <w:rStyle w:val="Hyperlink"/>
@@ -158,7 +158,7 @@
                 <w:noProof/>
                 <w:webHidden/>
               </w:rPr>
-              <w:instrText xml:space="preserve"> PAGEREF _Toc220594442 \h </w:instrText>
+              <w:instrText xml:space="preserve"> PAGEREF _Toc224496737 \h </w:instrText>
             </w:r>
             <w:r>
               <w:rPr>
@@ -178,7 +178,7 @@
                 <w:noProof/>
                 <w:webHidden/>
               </w:rPr>
-              <w:t>2</w:t>
+              <w:t>3</w:t>
             </w:r>
             <w:r>
               <w:rPr>
@@ -205,7 +205,7 @@
               <w14:ligatures w14:val="standardContextual"/>
             </w:rPr>
           </w:pPr>
-          <w:hyperlink w:anchor="_Toc220594443" w:history="1">
+          <w:hyperlink w:anchor="_Toc224496738" w:history="1">
             <w:r>
               <w:rPr>
                 <w:rStyle w:val="Hyperlink"/>
@@ -232,7 +232,7 @@
                 <w:noProof/>
                 <w:webHidden/>
               </w:rPr>
-              <w:instrText xml:space="preserve"> PAGEREF _Toc220594443 \h </w:instrText>
+              <w:instrText xml:space="preserve"> PAGEREF _Toc224496738 \h </w:instrText>
             </w:r>
             <w:r>
               <w:rPr>
@@ -252,7 +252,7 @@
                 <w:noProof/>
                 <w:webHidden/>
               </w:rPr>
-              <w:t>3</w:t>
+              <w:t>4</w:t>
             </w:r>
             <w:r>
               <w:rPr>
@@ -279,7 +279,7 @@
               <w14:ligatures w14:val="standardContextual"/>
             </w:rPr>
           </w:pPr>
-          <w:hyperlink w:anchor="_Toc220594444" w:history="1">
+          <w:hyperlink w:anchor="_Toc224496739" w:history="1">
             <w:r>
               <w:rPr>
                 <w:rStyle w:val="Hyperlink"/>
@@ -306,7 +306,7 @@
                 <w:noProof/>
                 <w:webHidden/>
               </w:rPr>
-              <w:instrText xml:space="preserve"> PAGEREF _Toc220594444 \h </w:instrText>
+              <w:instrText xml:space="preserve"> PAGEREF _Toc224496739 \h </w:instrText>
             </w:r>
             <w:r>
               <w:rPr>
@@ -326,7 +326,7 @@
                 <w:noProof/>
                 <w:webHidden/>
               </w:rPr>
-              <w:t>4</w:t>
+              <w:t>5</w:t>
             </w:r>
             <w:r>
               <w:rPr>
@@ -353,7 +353,7 @@
               <w14:ligatures w14:val="standardContextual"/>
             </w:rPr>
           </w:pPr>
-          <w:hyperlink w:anchor="_Toc220594445" w:history="1">
+          <w:hyperlink w:anchor="_Toc224496740" w:history="1">
             <w:r>
               <w:rPr>
                 <w:rStyle w:val="Hyperlink"/>
@@ -380,7 +380,7 @@
                 <w:noProof/>
                 <w:webHidden/>
               </w:rPr>
-              <w:instrText xml:space="preserve"> PAGEREF _Toc220594445 \h </w:instrText>
+              <w:instrText xml:space="preserve"> PAGEREF _Toc224496740 \h </w:instrText>
             </w:r>
             <w:r>
               <w:rPr>
@@ -400,7 +400,7 @@
                 <w:noProof/>
                 <w:webHidden/>
               </w:rPr>
-              <w:t>5</w:t>
+              <w:t>6</w:t>
             </w:r>
             <w:r>
               <w:rPr>
@@ -427,7 +427,7 @@
               <w14:ligatures w14:val="standardContextual"/>
             </w:rPr>
           </w:pPr>
-          <w:hyperlink w:anchor="_Toc220594446" w:history="1">
+          <w:hyperlink w:anchor="_Toc224496741" w:history="1">
             <w:r>
               <w:rPr>
                 <w:rStyle w:val="Hyperlink"/>
@@ -454,7 +454,7 @@
                 <w:noProof/>
                 <w:webHidden/>
               </w:rPr>
-              <w:instrText xml:space="preserve"> PAGEREF _Toc220594446 \h </w:instrText>
+              <w:instrText xml:space="preserve"> PAGEREF _Toc224496741 \h </w:instrText>
             </w:r>
             <w:r>
               <w:rPr>
@@ -474,7 +474,822 @@
                 <w:noProof/>
                 <w:webHidden/>
               </w:rPr>
-              <w:t>6</w:t>
+              <w:t>7</w:t>
+            </w:r>
+            <w:r>
+              <w:rPr>
+                <w:noProof/>
+                <w:webHidden/>
+              </w:rPr>
+              <w:fldChar w:fldCharType="end"/>
+            </w:r>
+          </w:hyperlink>
+        </w:p>
+        <w:p>
+          <w:pPr>
+            <w:pStyle w:val="TOC1"/>
+            <w:tabs>
+              <w:tab w:val="right" w:leader="dot" w:pos="9016"/>
+            </w:tabs>
+            <w:rPr>
+              <w:rFonts w:eastAsiaTheme="minorEastAsia"/>
+              <w:noProof/>
+              <w:kern w:val="2"/>
+              <w:sz w:val="24"/>
+              <w:szCs w:val="24"/>
+              <w:lang w:eastAsia="en-GB"/>
+              <w14:ligatures w14:val="standardContextual"/>
+            </w:rPr>
+          </w:pPr>
+          <w:hyperlink w:anchor="_Toc224496742" w:history="1">
+            <w:r>
+              <w:rPr>
+                <w:rStyle w:val="Hyperlink"/>
+                <w:noProof/>
+              </w:rPr>
+              <w:t xml:space="preserve">Database Design </w:t>
+            </w:r>
+            <w:r>
+              <w:rPr>
+                <w:rStyle w:val="Hyperlink"/>
+                <w:noProof/>
+              </w:rPr>
+              <w:drawing>
+                <wp:inline distT="0" distB="0" distL="0" distR="0" wp14:anchorId="07D25D73" wp14:editId="2C57A85F">
+                  <wp:extent cx="5731510" cy="3478530"/>
+                  <wp:effectExtent l="0" t="0" r="2540" b="7620"/>
+                  <wp:docPr id="825926793" name="Picture 1"/>
+                  <wp:cNvGraphicFramePr>
+                    <a:graphicFrameLocks xmlns:a="http://schemas.openxmlformats.org/drawingml/2006/main" noChangeAspect="1"/>
+                  </wp:cNvGraphicFramePr>
+                  <a:graphic xmlns:a="http://schemas.openxmlformats.org/drawingml/2006/main">
+                    <a:graphicData uri="http://schemas.openxmlformats.org/drawingml/2006/picture">
+                      <pic:pic xmlns:pic="http://schemas.openxmlformats.org/drawingml/2006/picture">
+                        <pic:nvPicPr>
+                          <pic:cNvPr id="206782064" name=""/>
+                          <pic:cNvPicPr/>
+                        </pic:nvPicPr>
+                        <pic:blipFill>
+                          <a:blip r:embed="rId4"/>
+                          <a:stretch>
+                            <a:fillRect/>
+                          </a:stretch>
+                        </pic:blipFill>
+                        <pic:spPr>
+                          <a:xfrm>
+                            <a:off x="0" y="0"/>
+                            <a:ext cx="5731510" cy="3478530"/>
+                          </a:xfrm>
+                          <a:prstGeom prst="rect">
+                            <a:avLst/>
+                          </a:prstGeom>
+                        </pic:spPr>
+                      </pic:pic>
+                    </a:graphicData>
+                  </a:graphic>
+                </wp:inline>
+              </w:drawing>
+            </w:r>
+            <w:r>
+              <w:rPr>
+                <w:noProof/>
+                <w:webHidden/>
+              </w:rPr>
+              <w:tab/>
+            </w:r>
+            <w:r>
+              <w:rPr>
+                <w:noProof/>
+                <w:webHidden/>
+              </w:rPr>
+              <w:fldChar w:fldCharType="begin"/>
+            </w:r>
+            <w:r>
+              <w:rPr>
+                <w:noProof/>
+                <w:webHidden/>
+              </w:rPr>
+              <w:instrText xml:space="preserve"> PAGEREF _Toc224496742 \h </w:instrText>
+            </w:r>
+            <w:r>
+              <w:rPr>
+                <w:noProof/>
+                <w:webHidden/>
+              </w:rPr>
+            </w:r>
+            <w:r>
+              <w:rPr>
+                <w:noProof/>
+                <w:webHidden/>
+              </w:rPr>
+              <w:fldChar w:fldCharType="separate"/>
+            </w:r>
+            <w:r>
+              <w:rPr>
+                <w:noProof/>
+                <w:webHidden/>
+              </w:rPr>
+              <w:t>8</w:t>
+            </w:r>
+            <w:r>
+              <w:rPr>
+                <w:noProof/>
+                <w:webHidden/>
+              </w:rPr>
+              <w:fldChar w:fldCharType="end"/>
+            </w:r>
+          </w:hyperlink>
+        </w:p>
+        <w:p>
+          <w:pPr>
+            <w:pStyle w:val="TOC1"/>
+            <w:tabs>
+              <w:tab w:val="right" w:leader="dot" w:pos="9016"/>
+            </w:tabs>
+            <w:rPr>
+              <w:rFonts w:eastAsiaTheme="minorEastAsia"/>
+              <w:noProof/>
+              <w:kern w:val="2"/>
+              <w:sz w:val="24"/>
+              <w:szCs w:val="24"/>
+              <w:lang w:eastAsia="en-GB"/>
+              <w14:ligatures w14:val="standardContextual"/>
+            </w:rPr>
+          </w:pPr>
+          <w:hyperlink w:anchor="_Toc224496743" w:history="1">
+            <w:r>
+              <w:rPr>
+                <w:rStyle w:val="Hyperlink"/>
+                <w:noProof/>
+              </w:rPr>
+              <w:t>Data Dictionary</w:t>
+            </w:r>
+            <w:r>
+              <w:rPr>
+                <w:noProof/>
+                <w:webHidden/>
+              </w:rPr>
+              <w:tab/>
+            </w:r>
+            <w:r>
+              <w:rPr>
+                <w:noProof/>
+                <w:webHidden/>
+              </w:rPr>
+              <w:fldChar w:fldCharType="begin"/>
+            </w:r>
+            <w:r>
+              <w:rPr>
+                <w:noProof/>
+                <w:webHidden/>
+              </w:rPr>
+              <w:instrText xml:space="preserve"> PAGEREF _Toc224496743 \h </w:instrText>
+            </w:r>
+            <w:r>
+              <w:rPr>
+                <w:noProof/>
+                <w:webHidden/>
+              </w:rPr>
+            </w:r>
+            <w:r>
+              <w:rPr>
+                <w:noProof/>
+                <w:webHidden/>
+              </w:rPr>
+              <w:fldChar w:fldCharType="separate"/>
+            </w:r>
+            <w:r>
+              <w:rPr>
+                <w:noProof/>
+                <w:webHidden/>
+              </w:rPr>
+              <w:t>8</w:t>
+            </w:r>
+            <w:r>
+              <w:rPr>
+                <w:noProof/>
+                <w:webHidden/>
+              </w:rPr>
+              <w:fldChar w:fldCharType="end"/>
+            </w:r>
+          </w:hyperlink>
+        </w:p>
+        <w:p>
+          <w:pPr>
+            <w:pStyle w:val="TOC2"/>
+            <w:tabs>
+              <w:tab w:val="right" w:leader="dot" w:pos="9016"/>
+            </w:tabs>
+            <w:rPr>
+              <w:rFonts w:eastAsiaTheme="minorEastAsia"/>
+              <w:noProof/>
+              <w:kern w:val="2"/>
+              <w:sz w:val="24"/>
+              <w:szCs w:val="24"/>
+              <w:lang w:eastAsia="en-GB"/>
+              <w14:ligatures w14:val="standardContextual"/>
+            </w:rPr>
+          </w:pPr>
+          <w:hyperlink w:anchor="_Toc224496744" w:history="1">
+            <w:r>
+              <w:rPr>
+                <w:rStyle w:val="Hyperlink"/>
+                <w:noProof/>
+              </w:rPr>
+              <w:t>AspNetUsers</w:t>
+            </w:r>
+            <w:r>
+              <w:rPr>
+                <w:noProof/>
+                <w:webHidden/>
+              </w:rPr>
+              <w:tab/>
+            </w:r>
+            <w:r>
+              <w:rPr>
+                <w:noProof/>
+                <w:webHidden/>
+              </w:rPr>
+              <w:fldChar w:fldCharType="begin"/>
+            </w:r>
+            <w:r>
+              <w:rPr>
+                <w:noProof/>
+                <w:webHidden/>
+              </w:rPr>
+              <w:instrText xml:space="preserve"> PAGEREF _Toc224496744 \h </w:instrText>
+            </w:r>
+            <w:r>
+              <w:rPr>
+                <w:noProof/>
+                <w:webHidden/>
+              </w:rPr>
+            </w:r>
+            <w:r>
+              <w:rPr>
+                <w:noProof/>
+                <w:webHidden/>
+              </w:rPr>
+              <w:fldChar w:fldCharType="separate"/>
+            </w:r>
+            <w:r>
+              <w:rPr>
+                <w:noProof/>
+                <w:webHidden/>
+              </w:rPr>
+              <w:t>8</w:t>
+            </w:r>
+            <w:r>
+              <w:rPr>
+                <w:noProof/>
+                <w:webHidden/>
+              </w:rPr>
+              <w:fldChar w:fldCharType="end"/>
+            </w:r>
+          </w:hyperlink>
+        </w:p>
+        <w:p>
+          <w:pPr>
+            <w:pStyle w:val="TOC2"/>
+            <w:tabs>
+              <w:tab w:val="right" w:leader="dot" w:pos="9016"/>
+            </w:tabs>
+            <w:rPr>
+              <w:rFonts w:eastAsiaTheme="minorEastAsia"/>
+              <w:noProof/>
+              <w:kern w:val="2"/>
+              <w:sz w:val="24"/>
+              <w:szCs w:val="24"/>
+              <w:lang w:eastAsia="en-GB"/>
+              <w14:ligatures w14:val="standardContextual"/>
+            </w:rPr>
+          </w:pPr>
+          <w:hyperlink w:anchor="_Toc224496745" w:history="1">
+            <w:r>
+              <w:rPr>
+                <w:rStyle w:val="Hyperlink"/>
+                <w:noProof/>
+              </w:rPr>
+              <w:t>AspUserRoles</w:t>
+            </w:r>
+            <w:r>
+              <w:rPr>
+                <w:noProof/>
+                <w:webHidden/>
+              </w:rPr>
+              <w:tab/>
+            </w:r>
+            <w:r>
+              <w:rPr>
+                <w:noProof/>
+                <w:webHidden/>
+              </w:rPr>
+              <w:fldChar w:fldCharType="begin"/>
+            </w:r>
+            <w:r>
+              <w:rPr>
+                <w:noProof/>
+                <w:webHidden/>
+              </w:rPr>
+              <w:instrText xml:space="preserve"> PAGEREF _Toc224496745 \h </w:instrText>
+            </w:r>
+            <w:r>
+              <w:rPr>
+                <w:noProof/>
+                <w:webHidden/>
+              </w:rPr>
+            </w:r>
+            <w:r>
+              <w:rPr>
+                <w:noProof/>
+                <w:webHidden/>
+              </w:rPr>
+              <w:fldChar w:fldCharType="separate"/>
+            </w:r>
+            <w:r>
+              <w:rPr>
+                <w:noProof/>
+                <w:webHidden/>
+              </w:rPr>
+              <w:t>9</w:t>
+            </w:r>
+            <w:r>
+              <w:rPr>
+                <w:noProof/>
+                <w:webHidden/>
+              </w:rPr>
+              <w:fldChar w:fldCharType="end"/>
+            </w:r>
+          </w:hyperlink>
+        </w:p>
+        <w:p>
+          <w:pPr>
+            <w:pStyle w:val="TOC2"/>
+            <w:tabs>
+              <w:tab w:val="right" w:leader="dot" w:pos="9016"/>
+            </w:tabs>
+            <w:rPr>
+              <w:rFonts w:eastAsiaTheme="minorEastAsia"/>
+              <w:noProof/>
+              <w:kern w:val="2"/>
+              <w:sz w:val="24"/>
+              <w:szCs w:val="24"/>
+              <w:lang w:eastAsia="en-GB"/>
+              <w14:ligatures w14:val="standardContextual"/>
+            </w:rPr>
+          </w:pPr>
+          <w:hyperlink w:anchor="_Toc224496746" w:history="1">
+            <w:r>
+              <w:rPr>
+                <w:rStyle w:val="Hyperlink"/>
+                <w:noProof/>
+              </w:rPr>
+              <w:t>Bookings</w:t>
+            </w:r>
+            <w:r>
+              <w:rPr>
+                <w:noProof/>
+                <w:webHidden/>
+              </w:rPr>
+              <w:tab/>
+            </w:r>
+            <w:r>
+              <w:rPr>
+                <w:noProof/>
+                <w:webHidden/>
+              </w:rPr>
+              <w:fldChar w:fldCharType="begin"/>
+            </w:r>
+            <w:r>
+              <w:rPr>
+                <w:noProof/>
+                <w:webHidden/>
+              </w:rPr>
+              <w:instrText xml:space="preserve"> PAGEREF _Toc224496746 \h </w:instrText>
+            </w:r>
+            <w:r>
+              <w:rPr>
+                <w:noProof/>
+                <w:webHidden/>
+              </w:rPr>
+            </w:r>
+            <w:r>
+              <w:rPr>
+                <w:noProof/>
+                <w:webHidden/>
+              </w:rPr>
+              <w:fldChar w:fldCharType="separate"/>
+            </w:r>
+            <w:r>
+              <w:rPr>
+                <w:noProof/>
+                <w:webHidden/>
+              </w:rPr>
+              <w:t>9</w:t>
+            </w:r>
+            <w:r>
+              <w:rPr>
+                <w:noProof/>
+                <w:webHidden/>
+              </w:rPr>
+              <w:fldChar w:fldCharType="end"/>
+            </w:r>
+          </w:hyperlink>
+        </w:p>
+        <w:p>
+          <w:pPr>
+            <w:pStyle w:val="TOC2"/>
+            <w:tabs>
+              <w:tab w:val="right" w:leader="dot" w:pos="9016"/>
+            </w:tabs>
+            <w:rPr>
+              <w:rFonts w:eastAsiaTheme="minorEastAsia"/>
+              <w:noProof/>
+              <w:kern w:val="2"/>
+              <w:sz w:val="24"/>
+              <w:szCs w:val="24"/>
+              <w:lang w:eastAsia="en-GB"/>
+              <w14:ligatures w14:val="standardContextual"/>
+            </w:rPr>
+          </w:pPr>
+          <w:hyperlink w:anchor="_Toc224496747" w:history="1">
+            <w:r>
+              <w:rPr>
+                <w:rStyle w:val="Hyperlink"/>
+                <w:noProof/>
+              </w:rPr>
+              <w:t>Rooms</w:t>
+            </w:r>
+            <w:r>
+              <w:rPr>
+                <w:noProof/>
+                <w:webHidden/>
+              </w:rPr>
+              <w:tab/>
+            </w:r>
+            <w:r>
+              <w:rPr>
+                <w:noProof/>
+                <w:webHidden/>
+              </w:rPr>
+              <w:fldChar w:fldCharType="begin"/>
+            </w:r>
+            <w:r>
+              <w:rPr>
+                <w:noProof/>
+                <w:webHidden/>
+              </w:rPr>
+              <w:instrText xml:space="preserve"> PAGEREF _Toc224496747 \h </w:instrText>
+            </w:r>
+            <w:r>
+              <w:rPr>
+                <w:noProof/>
+                <w:webHidden/>
+              </w:rPr>
+            </w:r>
+            <w:r>
+              <w:rPr>
+                <w:noProof/>
+                <w:webHidden/>
+              </w:rPr>
+              <w:fldChar w:fldCharType="separate"/>
+            </w:r>
+            <w:r>
+              <w:rPr>
+                <w:noProof/>
+                <w:webHidden/>
+              </w:rPr>
+              <w:t>9</w:t>
+            </w:r>
+            <w:r>
+              <w:rPr>
+                <w:noProof/>
+                <w:webHidden/>
+              </w:rPr>
+              <w:fldChar w:fldCharType="end"/>
+            </w:r>
+          </w:hyperlink>
+        </w:p>
+        <w:p>
+          <w:pPr>
+            <w:pStyle w:val="TOC2"/>
+            <w:tabs>
+              <w:tab w:val="right" w:leader="dot" w:pos="9016"/>
+            </w:tabs>
+            <w:rPr>
+              <w:rFonts w:eastAsiaTheme="minorEastAsia"/>
+              <w:noProof/>
+              <w:kern w:val="2"/>
+              <w:sz w:val="24"/>
+              <w:szCs w:val="24"/>
+              <w:lang w:eastAsia="en-GB"/>
+              <w14:ligatures w14:val="standardContextual"/>
+            </w:rPr>
+          </w:pPr>
+          <w:hyperlink w:anchor="_Toc224496748" w:history="1">
+            <w:r>
+              <w:rPr>
+                <w:rStyle w:val="Hyperlink"/>
+                <w:noProof/>
+              </w:rPr>
+              <w:t>Staff</w:t>
+            </w:r>
+            <w:r>
+              <w:rPr>
+                <w:noProof/>
+                <w:webHidden/>
+              </w:rPr>
+              <w:tab/>
+            </w:r>
+            <w:r>
+              <w:rPr>
+                <w:noProof/>
+                <w:webHidden/>
+              </w:rPr>
+              <w:fldChar w:fldCharType="begin"/>
+            </w:r>
+            <w:r>
+              <w:rPr>
+                <w:noProof/>
+                <w:webHidden/>
+              </w:rPr>
+              <w:instrText xml:space="preserve"> PAGEREF _Toc224496748 \h </w:instrText>
+            </w:r>
+            <w:r>
+              <w:rPr>
+                <w:noProof/>
+                <w:webHidden/>
+              </w:rPr>
+            </w:r>
+            <w:r>
+              <w:rPr>
+                <w:noProof/>
+                <w:webHidden/>
+              </w:rPr>
+              <w:fldChar w:fldCharType="separate"/>
+            </w:r>
+            <w:r>
+              <w:rPr>
+                <w:noProof/>
+                <w:webHidden/>
+              </w:rPr>
+              <w:t>10</w:t>
+            </w:r>
+            <w:r>
+              <w:rPr>
+                <w:noProof/>
+                <w:webHidden/>
+              </w:rPr>
+              <w:fldChar w:fldCharType="end"/>
+            </w:r>
+          </w:hyperlink>
+        </w:p>
+        <w:p>
+          <w:pPr>
+            <w:pStyle w:val="TOC1"/>
+            <w:tabs>
+              <w:tab w:val="right" w:leader="dot" w:pos="9016"/>
+            </w:tabs>
+            <w:rPr>
+              <w:rFonts w:eastAsiaTheme="minorEastAsia"/>
+              <w:noProof/>
+              <w:kern w:val="2"/>
+              <w:sz w:val="24"/>
+              <w:szCs w:val="24"/>
+              <w:lang w:eastAsia="en-GB"/>
+              <w14:ligatures w14:val="standardContextual"/>
+            </w:rPr>
+          </w:pPr>
+          <w:hyperlink w:anchor="_Toc224496749" w:history="1">
+            <w:r>
+              <w:rPr>
+                <w:rStyle w:val="Hyperlink"/>
+                <w:noProof/>
+              </w:rPr>
+              <w:t>Sitemap</w:t>
+            </w:r>
+            <w:r>
+              <w:rPr>
+                <w:noProof/>
+                <w:webHidden/>
+              </w:rPr>
+              <w:tab/>
+            </w:r>
+            <w:r>
+              <w:rPr>
+                <w:noProof/>
+                <w:webHidden/>
+              </w:rPr>
+              <w:fldChar w:fldCharType="begin"/>
+            </w:r>
+            <w:r>
+              <w:rPr>
+                <w:noProof/>
+                <w:webHidden/>
+              </w:rPr>
+              <w:instrText xml:space="preserve"> PAGEREF _Toc224496749 \h </w:instrText>
+            </w:r>
+            <w:r>
+              <w:rPr>
+                <w:noProof/>
+                <w:webHidden/>
+              </w:rPr>
+            </w:r>
+            <w:r>
+              <w:rPr>
+                <w:noProof/>
+                <w:webHidden/>
+              </w:rPr>
+              <w:fldChar w:fldCharType="separate"/>
+            </w:r>
+            <w:r>
+              <w:rPr>
+                <w:noProof/>
+                <w:webHidden/>
+              </w:rPr>
+              <w:t>10</w:t>
+            </w:r>
+            <w:r>
+              <w:rPr>
+                <w:noProof/>
+                <w:webHidden/>
+              </w:rPr>
+              <w:fldChar w:fldCharType="end"/>
+            </w:r>
+          </w:hyperlink>
+        </w:p>
+        <w:p>
+          <w:pPr>
+            <w:pStyle w:val="TOC1"/>
+            <w:tabs>
+              <w:tab w:val="right" w:leader="dot" w:pos="9016"/>
+            </w:tabs>
+            <w:rPr>
+              <w:rFonts w:eastAsiaTheme="minorEastAsia"/>
+              <w:noProof/>
+              <w:kern w:val="2"/>
+              <w:sz w:val="24"/>
+              <w:szCs w:val="24"/>
+              <w:lang w:eastAsia="en-GB"/>
+              <w14:ligatures w14:val="standardContextual"/>
+            </w:rPr>
+          </w:pPr>
+          <w:hyperlink w:anchor="_Toc224496750" w:history="1">
+            <w:r>
+              <w:rPr>
+                <w:rStyle w:val="Hyperlink"/>
+                <w:noProof/>
+              </w:rPr>
+              <w:t>WireFrames</w:t>
+            </w:r>
+            <w:r>
+              <w:rPr>
+                <w:noProof/>
+                <w:webHidden/>
+              </w:rPr>
+              <w:tab/>
+            </w:r>
+            <w:r>
+              <w:rPr>
+                <w:noProof/>
+                <w:webHidden/>
+              </w:rPr>
+              <w:fldChar w:fldCharType="begin"/>
+            </w:r>
+            <w:r>
+              <w:rPr>
+                <w:noProof/>
+                <w:webHidden/>
+              </w:rPr>
+              <w:instrText xml:space="preserve"> PAGEREF _Toc224496750 \h </w:instrText>
+            </w:r>
+            <w:r>
+              <w:rPr>
+                <w:noProof/>
+                <w:webHidden/>
+              </w:rPr>
+            </w:r>
+            <w:r>
+              <w:rPr>
+                <w:noProof/>
+                <w:webHidden/>
+              </w:rPr>
+              <w:fldChar w:fldCharType="separate"/>
+            </w:r>
+            <w:r>
+              <w:rPr>
+                <w:noProof/>
+                <w:webHidden/>
+              </w:rPr>
+              <w:t>11</w:t>
+            </w:r>
+            <w:r>
+              <w:rPr>
+                <w:noProof/>
+                <w:webHidden/>
+              </w:rPr>
+              <w:fldChar w:fldCharType="end"/>
+            </w:r>
+          </w:hyperlink>
+        </w:p>
+        <w:p>
+          <w:pPr>
+            <w:pStyle w:val="TOC1"/>
+            <w:tabs>
+              <w:tab w:val="right" w:leader="dot" w:pos="9016"/>
+            </w:tabs>
+            <w:rPr>
+              <w:rFonts w:eastAsiaTheme="minorEastAsia"/>
+              <w:noProof/>
+              <w:kern w:val="2"/>
+              <w:sz w:val="24"/>
+              <w:szCs w:val="24"/>
+              <w:lang w:eastAsia="en-GB"/>
+              <w14:ligatures w14:val="standardContextual"/>
+            </w:rPr>
+          </w:pPr>
+          <w:hyperlink w:anchor="_Toc224496751" w:history="1">
+            <w:r>
+              <w:rPr>
+                <w:rStyle w:val="Hyperlink"/>
+                <w:noProof/>
+              </w:rPr>
+              <w:drawing>
+                <wp:inline distT="0" distB="0" distL="0" distR="0" wp14:anchorId="39E302B4" wp14:editId="54EB8416">
+                  <wp:extent cx="5731510" cy="2878455"/>
+                  <wp:effectExtent l="0" t="0" r="2540" b="0"/>
+                  <wp:docPr id="1546003872" name="Picture 1"/>
+                  <wp:cNvGraphicFramePr>
+                    <a:graphicFrameLocks xmlns:a="http://schemas.openxmlformats.org/drawingml/2006/main" noChangeAspect="1"/>
+                  </wp:cNvGraphicFramePr>
+                  <a:graphic xmlns:a="http://schemas.openxmlformats.org/drawingml/2006/main">
+                    <a:graphicData uri="http://schemas.openxmlformats.org/drawingml/2006/picture">
+                      <pic:pic xmlns:pic="http://schemas.openxmlformats.org/drawingml/2006/picture">
+                        <pic:nvPicPr>
+                          <pic:cNvPr id="608789646" name=""/>
+                          <pic:cNvPicPr/>
+                        </pic:nvPicPr>
+                        <pic:blipFill>
+                          <a:blip r:embed="rId5"/>
+                          <a:stretch>
+                            <a:fillRect/>
+                          </a:stretch>
+                        </pic:blipFill>
+                        <pic:spPr>
+                          <a:xfrm>
+                            <a:off x="0" y="0"/>
+                            <a:ext cx="5731510" cy="2878455"/>
+                          </a:xfrm>
+                          <a:prstGeom prst="rect">
+                            <a:avLst/>
+                          </a:prstGeom>
+                        </pic:spPr>
+                      </pic:pic>
+                    </a:graphicData>
+                  </a:graphic>
+                </wp:inline>
+              </w:drawing>
+            </w:r>
+            <w:r>
+              <w:rPr>
+                <w:noProof/>
+                <w:webHidden/>
+              </w:rPr>
+              <w:tab/>
+            </w:r>
+            <w:r>
+              <w:rPr>
+                <w:noProof/>
+                <w:webHidden/>
+              </w:rPr>
+              <w:fldChar w:fldCharType="begin"/>
+            </w:r>
+            <w:r>
+              <w:rPr>
+                <w:noProof/>
+                <w:webHidden/>
+              </w:rPr>
+              <w:instrText xml:space="preserve"> PAGEREF _Toc224496751 \h </w:instrText>
+            </w:r>
+            <w:r>
+              <w:rPr>
+                <w:noProof/>
+                <w:webHidden/>
+              </w:rPr>
+            </w:r>
+            <w:r>
+              <w:rPr>
+                <w:noProof/>
+                <w:webHidden/>
+              </w:rPr>
+              <w:fldChar w:fldCharType="separate"/>
+            </w:r>
+            <w:r>
+              <w:rPr>
+                <w:noProof/>
+                <w:webHidden/>
+              </w:rPr>
+              <w:t>11</w:t>
             </w:r>
             <w:r>
               <w:rPr>
@@ -501,7 +1316,7 @@
       <w:pPr>
         <w:pStyle w:val="Heading1"/>
       </w:pPr>
-      <w:bookmarkStart w:id="0" w:name="_Toc220594441"/>
+      <w:bookmarkStart w:id="0" w:name="_Toc224496736"/>
       <w:r>
         <w:lastRenderedPageBreak/>
         <w:t>FLOWCHARTS</w:t>
@@ -512,7 +1327,7 @@
       <w:pPr>
         <w:pStyle w:val="Heading2"/>
       </w:pPr>
-      <w:bookmarkStart w:id="1" w:name="_Toc220594442"/>
+      <w:bookmarkStart w:id="1" w:name="_Toc224496737"/>
       <w:r>
         <w:t>L</w:t>
       </w:r>
@@ -542,7 +1357,7 @@
                     <pic:cNvPicPr/>
                   </pic:nvPicPr>
                   <pic:blipFill>
-                    <a:blip r:embed="rId4"/>
+                    <a:blip r:embed="rId6"/>
                     <a:stretch>
                       <a:fillRect/>
                     </a:stretch>
@@ -619,7 +1434,7 @@
       <w:pPr>
         <w:pStyle w:val="Heading2"/>
       </w:pPr>
-      <w:bookmarkStart w:id="2" w:name="_Toc220594443"/>
+      <w:bookmarkStart w:id="2" w:name="_Toc224496738"/>
       <w:r>
         <w:lastRenderedPageBreak/>
         <w:t>R</w:t>
@@ -650,7 +1465,7 @@
                     <pic:cNvPicPr/>
                   </pic:nvPicPr>
                   <pic:blipFill>
-                    <a:blip r:embed="rId5"/>
+                    <a:blip r:embed="rId7"/>
                     <a:stretch>
                       <a:fillRect/>
                     </a:stretch>
@@ -688,7 +1503,7 @@
       <w:pPr>
         <w:pStyle w:val="Heading2"/>
       </w:pPr>
-      <w:bookmarkStart w:id="3" w:name="_Toc220594444"/>
+      <w:bookmarkStart w:id="3" w:name="_Toc224496739"/>
       <w:r>
         <w:lastRenderedPageBreak/>
         <w:t>Making a booking</w:t>
@@ -716,7 +1531,7 @@
                     <pic:cNvPicPr/>
                   </pic:nvPicPr>
                   <pic:blipFill>
-                    <a:blip r:embed="rId6"/>
+                    <a:blip r:embed="rId8"/>
                     <a:stretch>
                       <a:fillRect/>
                     </a:stretch>
@@ -787,7 +1602,7 @@
       <w:pPr>
         <w:pStyle w:val="Heading2"/>
       </w:pPr>
-      <w:bookmarkStart w:id="4" w:name="_Toc220594445"/>
+      <w:bookmarkStart w:id="4" w:name="_Toc224496740"/>
       <w:r>
         <w:t xml:space="preserve">Staff </w:t>
       </w:r>
@@ -817,7 +1632,7 @@
                     <pic:cNvPicPr/>
                   </pic:nvPicPr>
                   <pic:blipFill>
-                    <a:blip r:embed="rId7"/>
+                    <a:blip r:embed="rId9"/>
                     <a:stretch>
                       <a:fillRect/>
                     </a:stretch>
@@ -862,7 +1677,7 @@
       <w:pPr>
         <w:pStyle w:val="Heading2"/>
       </w:pPr>
-      <w:bookmarkStart w:id="5" w:name="_Toc220594446"/>
+      <w:bookmarkStart w:id="5" w:name="_Toc224496741"/>
       <w:r>
         <w:t>Editing room availability</w:t>
       </w:r>
@@ -889,7 +1704,7 @@
                     <pic:cNvPicPr/>
                   </pic:nvPicPr>
                   <pic:blipFill>
-                    <a:blip r:embed="rId8"/>
+                    <a:blip r:embed="rId10"/>
                     <a:stretch>
                       <a:fillRect/>
                     </a:stretch>
@@ -915,6 +1730,7 @@
       <w:pPr>
         <w:pStyle w:val="Heading1"/>
       </w:pPr>
+      <w:bookmarkStart w:id="6" w:name="_Toc224496742"/>
       <w:r>
         <w:lastRenderedPageBreak/>
         <w:t>Database Design</w:t>
@@ -942,7 +1758,7 @@
                     <pic:cNvPicPr/>
                   </pic:nvPicPr>
                   <pic:blipFill>
-                    <a:blip r:embed="rId9"/>
+                    <a:blip r:embed="rId4"/>
                     <a:stretch>
                       <a:fillRect/>
                     </a:stretch>
@@ -962,24 +1778,29 @@
           </wp:inline>
         </w:drawing>
       </w:r>
+      <w:bookmarkEnd w:id="6"/>
     </w:p>
     <w:p/>
     <w:p>
       <w:pPr>
         <w:pStyle w:val="Heading1"/>
       </w:pPr>
+      <w:bookmarkStart w:id="7" w:name="_Toc224496743"/>
       <w:r>
         <w:t>Data Dictionary</w:t>
       </w:r>
+      <w:bookmarkEnd w:id="7"/>
     </w:p>
     <w:p>
       <w:pPr>
         <w:pStyle w:val="Heading2"/>
       </w:pPr>
+      <w:bookmarkStart w:id="8" w:name="_Toc224496744"/>
       <w:proofErr w:type="spellStart"/>
       <w:r>
         <w:t>AspNetUsers</w:t>
       </w:r>
+      <w:bookmarkEnd w:id="8"/>
       <w:proofErr w:type="spellEnd"/>
     </w:p>
     <w:tbl>
@@ -1875,10 +2696,12 @@
       <w:pPr>
         <w:pStyle w:val="Heading2"/>
       </w:pPr>
+      <w:bookmarkStart w:id="9" w:name="_Toc224496745"/>
       <w:proofErr w:type="spellStart"/>
       <w:r>
         <w:t>AspUserRoles</w:t>
       </w:r>
+      <w:bookmarkEnd w:id="9"/>
       <w:proofErr w:type="spellEnd"/>
     </w:p>
     <w:tbl>
@@ -2174,9 +2997,11 @@
       <w:pPr>
         <w:pStyle w:val="Heading2"/>
       </w:pPr>
+      <w:bookmarkStart w:id="10" w:name="_Toc224496746"/>
       <w:r>
         <w:t>Bookings</w:t>
       </w:r>
+      <w:bookmarkEnd w:id="10"/>
     </w:p>
     <w:tbl>
       <w:tblPr>
@@ -2835,9 +3660,11 @@
       <w:pPr>
         <w:pStyle w:val="Heading2"/>
       </w:pPr>
+      <w:bookmarkStart w:id="11" w:name="_Toc224496747"/>
       <w:r>
         <w:t>Rooms</w:t>
       </w:r>
+      <w:bookmarkEnd w:id="11"/>
     </w:p>
     <w:tbl>
       <w:tblPr>
@@ -3314,9 +4141,11 @@
       <w:pPr>
         <w:pStyle w:val="Heading2"/>
       </w:pPr>
+      <w:bookmarkStart w:id="12" w:name="_Toc224496748"/>
       <w:r>
         <w:t>Staff</w:t>
       </w:r>
+      <w:bookmarkEnd w:id="12"/>
     </w:p>
     <w:tbl>
       <w:tblPr>
@@ -3606,9 +4435,11 @@
       <w:pPr>
         <w:pStyle w:val="Heading1"/>
       </w:pPr>
+      <w:bookmarkStart w:id="13" w:name="_Toc224496749"/>
       <w:r>
         <w:t>Sitemap</w:t>
       </w:r>
+      <w:bookmarkEnd w:id="13"/>
     </w:p>
     <w:p>
       <w:pPr>
@@ -3619,6 +4450,9 @@
     </w:p>
     <w:p>
       <w:r>
+        <w:rPr>
+          <w:noProof/>
+        </w:rPr>
         <w:drawing>
           <wp:inline distT="0" distB="0" distL="0" distR="0" wp14:anchorId="72F32005" wp14:editId="237E42C3">
             <wp:extent cx="5731510" cy="1732280"/>
@@ -3635,7 +4469,7 @@
                     <pic:cNvPicPr/>
                   </pic:nvPicPr>
                   <pic:blipFill>
-                    <a:blip r:embed="rId10"/>
+                    <a:blip r:embed="rId11"/>
                     <a:stretch>
                       <a:fillRect/>
                     </a:stretch>
@@ -3661,18 +4495,24 @@
       <w:pPr>
         <w:pStyle w:val="Heading1"/>
       </w:pPr>
+      <w:bookmarkStart w:id="14" w:name="_Toc224496750"/>
       <w:proofErr w:type="spellStart"/>
       <w:r>
         <w:lastRenderedPageBreak/>
         <w:t>WireFrames</w:t>
       </w:r>
+      <w:bookmarkEnd w:id="14"/>
       <w:proofErr w:type="spellEnd"/>
     </w:p>
     <w:p>
       <w:pPr>
         <w:pStyle w:val="Heading1"/>
       </w:pPr>
-      <w:r>
+      <w:bookmarkStart w:id="15" w:name="_Toc224496751"/>
+      <w:r>
+        <w:rPr>
+          <w:noProof/>
+        </w:rPr>
         <w:drawing>
           <wp:inline distT="0" distB="0" distL="0" distR="0" wp14:anchorId="446CBA32" wp14:editId="25F6EE9A">
             <wp:extent cx="5731510" cy="2878455"/>
@@ -3689,7 +4529,7 @@
                     <pic:cNvPicPr/>
                   </pic:nvPicPr>
                   <pic:blipFill>
-                    <a:blip r:embed="rId11"/>
+                    <a:blip r:embed="rId5"/>
                     <a:stretch>
                       <a:fillRect/>
                     </a:stretch>
@@ -3709,9 +4549,13 @@
           </wp:inline>
         </w:drawing>
       </w:r>
+      <w:bookmarkEnd w:id="15"/>
     </w:p>
     <w:p>
       <w:r>
+        <w:rPr>
+          <w:noProof/>
+        </w:rPr>
         <w:drawing>
           <wp:inline distT="0" distB="0" distL="0" distR="0" wp14:anchorId="07784AF4" wp14:editId="04E95F48">
             <wp:extent cx="5731510" cy="2885440"/>
@@ -3806,6 +4650,9 @@
     </w:p>
     <w:p>
       <w:r>
+        <w:rPr>
+          <w:noProof/>
+        </w:rPr>
         <w:lastRenderedPageBreak/>
         <w:drawing>
           <wp:inline distT="0" distB="0" distL="0" distR="0" wp14:anchorId="64391297" wp14:editId="76AED761">
@@ -3846,6 +4693,9 @@
     </w:p>
     <w:p>
       <w:r>
+        <w:rPr>
+          <w:noProof/>
+        </w:rPr>
         <w:drawing>
           <wp:inline distT="0" distB="0" distL="0" distR="0" wp14:anchorId="408705CB" wp14:editId="697C7A21">
             <wp:extent cx="5731510" cy="2806700"/>
@@ -3885,6 +4735,9 @@
     </w:p>
     <w:p>
       <w:r>
+        <w:rPr>
+          <w:noProof/>
+        </w:rPr>
         <w:drawing>
           <wp:inline distT="0" distB="0" distL="0" distR="0" wp14:anchorId="3334F190" wp14:editId="7F65872F">
             <wp:extent cx="5731510" cy="2901315"/>
@@ -3924,6 +4777,9 @@
     </w:p>
     <w:p>
       <w:r>
+        <w:rPr>
+          <w:noProof/>
+        </w:rPr>
         <w:lastRenderedPageBreak/>
         <w:drawing>
           <wp:inline distT="0" distB="0" distL="0" distR="0" wp14:anchorId="1C0CE84C" wp14:editId="5D183C50">
@@ -3969,6 +4825,9 @@
     </w:p>
     <w:p>
       <w:r>
+        <w:rPr>
+          <w:noProof/>
+        </w:rPr>
         <w:drawing>
           <wp:inline distT="0" distB="0" distL="0" distR="0" wp14:anchorId="24EB40A1" wp14:editId="23300903">
             <wp:extent cx="5731510" cy="2865755"/>
@@ -4008,6 +4867,9 @@
     </w:p>
     <w:p>
       <w:r>
+        <w:rPr>
+          <w:noProof/>
+        </w:rPr>
         <w:lastRenderedPageBreak/>
         <w:drawing>
           <wp:inline distT="0" distB="0" distL="0" distR="0" wp14:anchorId="40605A67" wp14:editId="680EA96B">
@@ -5120,6 +5982,7 @@
   <w:style w:type="character" w:default="1" w:styleId="DefaultParagraphFont">
     <w:name w:val="Default Paragraph Font"/>
     <w:uiPriority w:val="1"/>
+    <w:semiHidden/>
     <w:unhideWhenUsed/>
   </w:style>
   <w:style w:type="table" w:default="1" w:styleId="TableNormal">
